--- a/1.4.2 Functions PYQ Mains.docx
+++ b/1.4.2 Functions PYQ Mains.docx
@@ -3,6 +3,11 @@
 <w:document xmlns:ve="http://schemas.openxmlformats.org/markup-compatibility/2006" xmlns:o="urn:schemas-microsoft-com:office:office" xmlns:r="http://schemas.openxmlformats.org/officeDocument/2006/relationships" xmlns:m="http://schemas.openxmlformats.org/officeDocument/2006/math" xmlns:v="urn:schemas-microsoft-com:vml" xmlns:wp="http://schemas.openxmlformats.org/drawingml/2006/wordprocessingDrawing" xmlns:w10="urn:schemas-microsoft-com:office:word" xmlns:w="http://schemas.openxmlformats.org/wordprocessingml/2006/main" xmlns:wne="http://schemas.microsoft.com/office/word/2006/wordml">
   <w:body>
     <w:p>
+      <w:proofErr w:type="gramStart"/>
+      <w:r>
+        <w:t>on</w:t>
+      </w:r>
+      <w:proofErr w:type="gramEnd"/>
       <w:r>
         <w:pict>
           <v:shapetype id="_x0000_t136" coordsize="21600,21600" o:spt="136" adj="10800" path="m@7,l@8,m@5,21600l@6,21600e">
@@ -55,41 +60,23 @@
       <w:r>
         <w:tab/>
       </w:r>
-      <w:r>
-        <w:tab/>
-      </w:r>
-      <w:r>
-        <w:tab/>
-      </w:r>
-      <w:r>
-        <w:tab/>
-      </w:r>
-      <w:r>
-        <w:tab/>
-      </w:r>
-      <w:r>
-        <w:tab/>
-      </w:r>
-      <w:r>
-        <w:tab/>
-      </w:r>
-      <w:r>
-        <w:tab/>
-      </w:r>
-      <w:r>
-        <w:tab/>
-      </w:r>
-      <w:r>
-        <w:tab/>
-      </w:r>
-      <w:r>
-        <w:tab/>
-      </w:r>
-      <w:r>
-        <w:tab/>
-      </w:r>
-      <w:r>
-        <w:tab/>
+    </w:p>
+    <w:p>
+      <w:r>
+        <w:tab/>
+      </w:r>
+      <w:r>
+        <w:tab/>
+      </w:r>
+      <w:r>
+        <w:tab/>
+      </w:r>
+      <w:r>
+        <w:tab/>
+      </w:r>
+      <w:r>
+        <w:tab/>
+        <w:t xml:space="preserve"> </w:t>
       </w:r>
       <w:r>
         <w:tab/>
@@ -113,25 +100,49 @@
         <w:pict>
           <v:shape id="_x0000_i1027" type="#_x0000_t136" style="width:42pt;height:22.5pt">
             <v:shadow color="#868686"/>
-            <v:textpath style="font-family:&quot;Arial Black&quot;;font-size:16pt;v-text-kern:t" trim="t" fitpath="t" string="2020"/>
+            <v:textpath style="font-family:&quot;Arial Black&quot;;font-size:16pt;v-text-kern:t" trim="t" fitpath="t" string="2026"/>
           </v:shape>
         </w:pict>
       </w:r>
-    </w:p>
-    <w:p>
-      <w:proofErr w:type="gramStart"/>
-      <w:r>
-        <w:t>Q1 :</w:t>
-      </w:r>
-      <w:proofErr w:type="gramEnd"/>
-      <w:r>
-        <w:t xml:space="preserve"> Find the number of solutions of </w:t>
-      </w:r>
-      <w:r>
-        <w:rPr>
-          <w:position w:val="-14"/>
-        </w:rPr>
-        <w:object w:dxaOrig="2799" w:dyaOrig="400">
+      <w:r>
+        <w:tab/>
+      </w:r>
+    </w:p>
+    <w:p/>
+    <w:p>
+      <w:r>
+        <w:t xml:space="preserve">Q1: </w:t>
+      </w:r>
+      <w:r>
+        <w:t xml:space="preserve">Given below </w:t>
+      </w:r>
+      <w:r>
+        <w:t>are two statements</w:t>
+      </w:r>
+      <w:r>
+        <w:t>:</w:t>
+      </w:r>
+    </w:p>
+    <w:p>
+      <w:r>
+        <w:t xml:space="preserve">Statement </w:t>
+      </w:r>
+      <w:proofErr w:type="gramStart"/>
+      <w:r>
+        <w:t>I</w:t>
+      </w:r>
+      <w:r>
+        <w:t xml:space="preserve"> :</w:t>
+      </w:r>
+      <w:proofErr w:type="gramEnd"/>
+      <w:r>
+        <w:t xml:space="preserve"> The function </w:t>
+      </w:r>
+      <w:r>
+        <w:rPr>
+          <w:position w:val="-10"/>
+        </w:rPr>
+        <w:object w:dxaOrig="1080" w:dyaOrig="320">
           <v:shapetype id="_x0000_t75" coordsize="21600,21600" o:spt="75" o:preferrelative="t" path="m@4@5l@4@11@9@11@9@5xe" filled="f" stroked="f">
             <v:stroke joinstyle="miter"/>
             <v:formulas>
@@ -151,24 +162,1326 @@
             <v:path o:extrusionok="f" gradientshapeok="t" o:connecttype="rect"/>
             <o:lock v:ext="edit" aspectratio="t"/>
           </v:shapetype>
-          <v:shape id="_x0000_i1028" type="#_x0000_t75" style="width:140pt;height:20.5pt" o:ole="">
+          <v:shape id="_x0000_i1028" type="#_x0000_t75" style="width:54pt;height:16pt" o:ole="">
             <v:imagedata r:id="rId5" o:title=""/>
           </v:shape>
-          <o:OLEObject Type="Embed" ProgID="Equation.DSMT4" ShapeID="_x0000_i1028" DrawAspect="Content" ObjectID="_1834939427" r:id="rId6"/>
-        </w:object>
-      </w:r>
-      <w:r>
+          <o:OLEObject Type="Embed" ProgID="Equation.DSMT4" ShapeID="_x0000_i1028" DrawAspect="Content" ObjectID="_1836496614" r:id="rId6"/>
+        </w:object>
+      </w:r>
+      <w:r>
+        <w:t xml:space="preserve">defined by </w:t>
+      </w:r>
+      <w:r>
+        <w:rPr>
+          <w:position w:val="-32"/>
+        </w:rPr>
+        <w:object w:dxaOrig="1300" w:dyaOrig="700">
+          <v:shape id="_x0000_i1029" type="#_x0000_t75" style="width:65pt;height:35pt" o:ole="">
+            <v:imagedata r:id="rId7" o:title=""/>
+          </v:shape>
+          <o:OLEObject Type="Embed" ProgID="Equation.DSMT4" ShapeID="_x0000_i1029" DrawAspect="Content" ObjectID="_1836496615" r:id="rId8"/>
+        </w:object>
+      </w:r>
+      <w:r>
+        <w:t xml:space="preserve"> is one-one.</w:t>
+      </w:r>
+    </w:p>
+    <w:p>
+      <w:r>
+        <w:t xml:space="preserve">Statement II: </w:t>
+      </w:r>
+      <w:r>
+        <w:t xml:space="preserve">The function </w:t>
+      </w:r>
+      <w:r>
+        <w:rPr>
+          <w:position w:val="-10"/>
+        </w:rPr>
+        <w:object w:dxaOrig="1080" w:dyaOrig="320">
+          <v:shape id="_x0000_i1030" type="#_x0000_t75" style="width:54pt;height:16pt" o:ole="">
+            <v:imagedata r:id="rId5" o:title=""/>
+          </v:shape>
+          <o:OLEObject Type="Embed" ProgID="Equation.DSMT4" ShapeID="_x0000_i1030" DrawAspect="Content" ObjectID="_1836496616" r:id="rId9"/>
+        </w:object>
+      </w:r>
+      <w:r>
+        <w:t xml:space="preserve">defined by </w:t>
+      </w:r>
+      <w:r>
+        <w:rPr>
+          <w:position w:val="-24"/>
+        </w:rPr>
+        <w:object w:dxaOrig="1939" w:dyaOrig="660">
+          <v:shape id="_x0000_i1031" type="#_x0000_t75" style="width:97pt;height:33pt" o:ole="">
+            <v:imagedata r:id="rId10" o:title=""/>
+          </v:shape>
+          <o:OLEObject Type="Embed" ProgID="Equation.DSMT4" ShapeID="_x0000_i1031" DrawAspect="Content" ObjectID="_1836496617" r:id="rId11"/>
+        </w:object>
+      </w:r>
+      <w:r>
+        <w:t xml:space="preserve"> is many-one.</w:t>
+      </w:r>
+    </w:p>
+    <w:p>
+      <w:pPr>
+        <w:rPr>
+          <w:rFonts w:cstheme="minorHAnsi"/>
+          <w:color w:val="121212"/>
+          <w:shd w:val="clear" w:color="auto" w:fill="FFFFFF"/>
+        </w:rPr>
+      </w:pPr>
+      <w:r>
+        <w:rPr>
+          <w:rFonts w:cstheme="minorHAnsi"/>
+          <w:color w:val="121212"/>
+          <w:position w:val="-4"/>
+          <w:shd w:val="clear" w:color="auto" w:fill="FFFFFF"/>
+        </w:rPr>
+        <w:object w:dxaOrig="180" w:dyaOrig="279">
+          <v:shape id="_x0000_i1032" type="#_x0000_t75" style="width:9pt;height:14pt" o:ole="">
+            <v:imagedata r:id="rId12" o:title=""/>
+          </v:shape>
+          <o:OLEObject Type="Embed" ProgID="Equation.DSMT4" ShapeID="_x0000_i1032" DrawAspect="Content" ObjectID="_1836496618" r:id="rId13"/>
+        </w:object>
+      </w:r>
+      <w:r>
+        <w:rPr>
+          <w:rFonts w:cstheme="minorHAnsi"/>
+          <w:color w:val="121212"/>
+          <w:shd w:val="clear" w:color="auto" w:fill="FFFFFF"/>
+        </w:rPr>
+        <w:t>In the light of the above statements, choose the </w:t>
+      </w:r>
+      <w:r>
+        <w:rPr>
+          <w:rFonts w:cstheme="minorHAnsi"/>
+          <w:b/>
+          <w:bCs/>
+          <w:color w:val="121212"/>
+          <w:bdr w:val="single" w:sz="2" w:space="0" w:color="E5E7EB" w:frame="1"/>
+          <w:shd w:val="clear" w:color="auto" w:fill="FFFFFF"/>
+        </w:rPr>
+        <w:t>correct answer</w:t>
+      </w:r>
+      <w:r>
+        <w:rPr>
+          <w:rFonts w:cstheme="minorHAnsi"/>
+          <w:color w:val="121212"/>
+          <w:shd w:val="clear" w:color="auto" w:fill="FFFFFF"/>
+        </w:rPr>
+        <w:t xml:space="preserve"> from the options given </w:t>
+      </w:r>
+      <w:proofErr w:type="gramStart"/>
+      <w:r>
+        <w:rPr>
+          <w:rFonts w:cstheme="minorHAnsi"/>
+          <w:color w:val="121212"/>
+          <w:shd w:val="clear" w:color="auto" w:fill="FFFFFF"/>
+        </w:rPr>
+        <w:t>below :</w:t>
+      </w:r>
+      <w:proofErr w:type="gramEnd"/>
+    </w:p>
+    <w:p>
+      <w:pPr>
+        <w:pStyle w:val="ListParagraph"/>
+        <w:numPr>
+          <w:ilvl w:val="0"/>
+          <w:numId w:val="5"/>
+        </w:numPr>
+        <w:rPr>
+          <w:rFonts w:cstheme="minorHAnsi"/>
+        </w:rPr>
+      </w:pPr>
+      <w:r>
+        <w:rPr>
+          <w:rFonts w:cstheme="minorHAnsi"/>
+        </w:rPr>
+        <w:t xml:space="preserve">Statement I </w:t>
+      </w:r>
+      <w:proofErr w:type="gramStart"/>
+      <w:r>
+        <w:rPr>
+          <w:rFonts w:cstheme="minorHAnsi"/>
+        </w:rPr>
+        <w:t>is</w:t>
+      </w:r>
+      <w:proofErr w:type="gramEnd"/>
+      <w:r>
+        <w:rPr>
+          <w:rFonts w:cstheme="minorHAnsi"/>
+        </w:rPr>
+        <w:t xml:space="preserve"> true but Statement II is false.</w:t>
+      </w:r>
+    </w:p>
+    <w:p>
+      <w:pPr>
+        <w:pStyle w:val="ListParagraph"/>
+        <w:numPr>
+          <w:ilvl w:val="0"/>
+          <w:numId w:val="5"/>
+        </w:numPr>
+        <w:rPr>
+          <w:rFonts w:cstheme="minorHAnsi"/>
+        </w:rPr>
+      </w:pPr>
+      <w:r>
+        <w:rPr>
+          <w:rFonts w:cstheme="minorHAnsi"/>
+        </w:rPr>
+        <w:t>Both Statement I and Statement II are false.</w:t>
+      </w:r>
+    </w:p>
+    <w:p>
+      <w:pPr>
+        <w:pStyle w:val="ListParagraph"/>
+        <w:numPr>
+          <w:ilvl w:val="0"/>
+          <w:numId w:val="5"/>
+        </w:numPr>
+        <w:rPr>
+          <w:rFonts w:cstheme="minorHAnsi"/>
+        </w:rPr>
+      </w:pPr>
+      <w:r>
+        <w:rPr>
+          <w:rFonts w:cstheme="minorHAnsi"/>
+        </w:rPr>
+        <w:t>Both Statement I and Statement II are true.</w:t>
+      </w:r>
+    </w:p>
+    <w:p>
+      <w:pPr>
+        <w:pStyle w:val="ListParagraph"/>
+        <w:numPr>
+          <w:ilvl w:val="0"/>
+          <w:numId w:val="5"/>
+        </w:numPr>
+        <w:rPr>
+          <w:rFonts w:cstheme="minorHAnsi"/>
+        </w:rPr>
+      </w:pPr>
+      <w:r>
+        <w:rPr>
+          <w:rFonts w:cstheme="minorHAnsi"/>
+        </w:rPr>
+        <w:t xml:space="preserve">Statement I </w:t>
+      </w:r>
+      <w:proofErr w:type="gramStart"/>
+      <w:r>
+        <w:rPr>
+          <w:rFonts w:cstheme="minorHAnsi"/>
+        </w:rPr>
+        <w:t>is</w:t>
+      </w:r>
+      <w:proofErr w:type="gramEnd"/>
+      <w:r>
+        <w:rPr>
+          <w:rFonts w:cstheme="minorHAnsi"/>
+        </w:rPr>
+        <w:t xml:space="preserve"> false but Statement II is true.</w:t>
+      </w:r>
+    </w:p>
+    <w:p>
+      <w:pPr>
+        <w:rPr>
+          <w:rFonts w:cstheme="minorHAnsi"/>
+        </w:rPr>
+      </w:pPr>
+      <w:r>
+        <w:rPr>
+          <w:rFonts w:cstheme="minorHAnsi"/>
+        </w:rPr>
+        <w:t xml:space="preserve">Q2: </w:t>
+      </w:r>
+      <w:r>
+        <w:rPr>
+          <w:rFonts w:cstheme="minorHAnsi"/>
+        </w:rPr>
+        <w:t xml:space="preserve">The sum of all the elements in the range </w:t>
+      </w:r>
+      <w:proofErr w:type="gramStart"/>
+      <w:r>
+        <w:rPr>
+          <w:rFonts w:cstheme="minorHAnsi"/>
+        </w:rPr>
+        <w:t xml:space="preserve">of </w:t>
+      </w:r>
+      <w:proofErr w:type="gramEnd"/>
+      <w:r>
+        <w:rPr>
+          <w:rFonts w:cstheme="minorHAnsi"/>
+          <w:position w:val="-10"/>
+        </w:rPr>
+        <w:object w:dxaOrig="5360" w:dyaOrig="320">
+          <v:shape id="_x0000_i1033" type="#_x0000_t75" style="width:268pt;height:16pt" o:ole="">
+            <v:imagedata r:id="rId14" o:title=""/>
+          </v:shape>
+          <o:OLEObject Type="Embed" ProgID="Equation.DSMT4" ShapeID="_x0000_i1033" DrawAspect="Content" ObjectID="_1836496619" r:id="rId15"/>
+        </w:object>
+      </w:r>
+      <w:r>
+        <w:rPr>
+          <w:rFonts w:cstheme="minorHAnsi"/>
+        </w:rPr>
         <w:t xml:space="preserve">, </w:t>
       </w:r>
       <w:r>
         <w:rPr>
+          <w:rFonts w:cstheme="minorHAnsi"/>
+          <w:position w:val="-24"/>
+        </w:rPr>
+        <w:object w:dxaOrig="760" w:dyaOrig="620">
+          <v:shape id="_x0000_i1123" type="#_x0000_t75" style="width:38pt;height:31pt" o:ole="">
+            <v:imagedata r:id="rId16" o:title=""/>
+          </v:shape>
+          <o:OLEObject Type="Embed" ProgID="Equation.DSMT4" ShapeID="_x0000_i1123" DrawAspect="Content" ObjectID="_1836496620" r:id="rId17"/>
+        </w:object>
+      </w:r>
+      <w:r>
+        <w:rPr>
+          <w:rFonts w:cstheme="minorHAnsi"/>
+        </w:rPr>
+        <w:t>,</w:t>
+      </w:r>
+      <w:r>
+        <w:rPr>
+          <w:rFonts w:cstheme="minorHAnsi"/>
+          <w:position w:val="-6"/>
+        </w:rPr>
+        <w:object w:dxaOrig="580" w:dyaOrig="279">
+          <v:shape id="_x0000_i1124" type="#_x0000_t75" style="width:29pt;height:14pt" o:ole="">
+            <v:imagedata r:id="rId18" o:title=""/>
+          </v:shape>
+          <o:OLEObject Type="Embed" ProgID="Equation.DSMT4" ShapeID="_x0000_i1124" DrawAspect="Content" ObjectID="_1836496621" r:id="rId19"/>
+        </w:object>
+      </w:r>
+      <w:r>
+        <w:rPr>
+          <w:rFonts w:cstheme="minorHAnsi"/>
+        </w:rPr>
+        <w:t xml:space="preserve">, where </w:t>
+      </w:r>
+    </w:p>
+    <w:p>
+      <w:pPr>
+        <w:rPr>
+          <w:rFonts w:cstheme="minorHAnsi"/>
+        </w:rPr>
+      </w:pPr>
+      <w:r>
+        <w:rPr>
+          <w:rFonts w:cstheme="minorHAnsi"/>
+          <w:position w:val="-30"/>
+        </w:rPr>
+        <w:object w:dxaOrig="2400" w:dyaOrig="720">
+          <v:shape id="_x0000_i1125" type="#_x0000_t75" style="width:120pt;height:36pt" o:ole="">
+            <v:imagedata r:id="rId20" o:title=""/>
+          </v:shape>
+          <o:OLEObject Type="Embed" ProgID="Equation.DSMT4" ShapeID="_x0000_i1125" DrawAspect="Content" ObjectID="_1836496622" r:id="rId21"/>
+        </w:object>
+      </w:r>
+      <w:r>
+        <w:rPr>
+          <w:rFonts w:cstheme="minorHAnsi"/>
+        </w:rPr>
+        <w:t xml:space="preserve"> </w:t>
+      </w:r>
+      <w:proofErr w:type="gramStart"/>
+      <w:r>
+        <w:rPr>
+          <w:rFonts w:cstheme="minorHAnsi"/>
+        </w:rPr>
+        <w:t>is</w:t>
+      </w:r>
+      <w:proofErr w:type="gramEnd"/>
+      <w:r>
+        <w:rPr>
+          <w:rFonts w:cstheme="minorHAnsi"/>
+        </w:rPr>
+        <w:t>:</w:t>
+      </w:r>
+    </w:p>
+    <w:p>
+      <w:pPr>
+        <w:pStyle w:val="ListParagraph"/>
+        <w:numPr>
+          <w:ilvl w:val="0"/>
+          <w:numId w:val="6"/>
+        </w:numPr>
+        <w:rPr>
+          <w:rFonts w:cstheme="minorHAnsi"/>
+        </w:rPr>
+      </w:pPr>
+      <w:r>
+        <w:rPr>
+          <w:rFonts w:cstheme="minorHAnsi"/>
+        </w:rPr>
+        <w:t>4</w:t>
+      </w:r>
+      <w:r>
+        <w:rPr>
+          <w:rFonts w:cstheme="minorHAnsi"/>
+        </w:rPr>
+        <w:tab/>
+      </w:r>
+      <w:r>
+        <w:rPr>
+          <w:rFonts w:cstheme="minorHAnsi"/>
+        </w:rPr>
+        <w:tab/>
+      </w:r>
+      <w:r>
+        <w:rPr>
+          <w:rFonts w:cstheme="minorHAnsi"/>
+        </w:rPr>
+        <w:tab/>
+      </w:r>
+      <w:r>
+        <w:rPr>
+          <w:rFonts w:cstheme="minorHAnsi"/>
+        </w:rPr>
+        <w:tab/>
+      </w:r>
+      <w:r>
+        <w:rPr>
+          <w:rFonts w:cstheme="minorHAnsi"/>
+        </w:rPr>
+        <w:tab/>
+        <w:t>(b) 0</w:t>
+      </w:r>
+    </w:p>
+    <w:p>
+      <w:pPr>
+        <w:ind w:firstLine="360"/>
+        <w:rPr>
+          <w:rFonts w:cstheme="minorHAnsi"/>
+        </w:rPr>
+      </w:pPr>
+      <w:r>
+        <w:rPr>
+          <w:rFonts w:cstheme="minorHAnsi"/>
+        </w:rPr>
+        <w:t>(c)</w:t>
+      </w:r>
+      <w:r>
+        <w:rPr>
+          <w:rFonts w:cstheme="minorHAnsi"/>
+        </w:rPr>
+        <w:t xml:space="preserve">  2</w:t>
+      </w:r>
+      <w:r>
+        <w:rPr>
+          <w:rFonts w:cstheme="minorHAnsi"/>
+        </w:rPr>
+        <w:tab/>
+      </w:r>
+      <w:r>
+        <w:rPr>
+          <w:rFonts w:cstheme="minorHAnsi"/>
+        </w:rPr>
+        <w:tab/>
+      </w:r>
+      <w:r>
+        <w:rPr>
+          <w:rFonts w:cstheme="minorHAnsi"/>
+        </w:rPr>
+        <w:tab/>
+      </w:r>
+      <w:r>
+        <w:rPr>
+          <w:rFonts w:cstheme="minorHAnsi"/>
+        </w:rPr>
+        <w:tab/>
+      </w:r>
+      <w:r>
+        <w:rPr>
+          <w:rFonts w:cstheme="minorHAnsi"/>
+        </w:rPr>
+        <w:tab/>
+        <w:t xml:space="preserve">(d) </w:t>
+      </w:r>
+      <w:r>
+        <w:rPr>
+          <w:rFonts w:cstheme="minorHAnsi"/>
+        </w:rPr>
+        <w:t xml:space="preserve">-2 </w:t>
+      </w:r>
+    </w:p>
+    <w:p>
+      <w:pPr>
+        <w:rPr>
+          <w:rFonts w:cstheme="minorHAnsi"/>
+        </w:rPr>
+      </w:pPr>
+      <w:r>
+        <w:rPr>
+          <w:rFonts w:cstheme="minorHAnsi"/>
+        </w:rPr>
+        <w:t xml:space="preserve">Q3: </w:t>
+      </w:r>
+      <w:r>
+        <w:rPr>
+          <w:rFonts w:cstheme="minorHAnsi"/>
+        </w:rPr>
+        <w:t xml:space="preserve">If </w:t>
+      </w:r>
+      <w:r>
+        <w:rPr>
+          <w:rFonts w:cstheme="minorHAnsi"/>
+          <w:position w:val="-10"/>
+        </w:rPr>
+        <w:object w:dxaOrig="1920" w:dyaOrig="360">
+          <v:shape id="_x0000_i1126" type="#_x0000_t75" style="width:96pt;height:18pt" o:ole="">
+            <v:imagedata r:id="rId22" o:title=""/>
+          </v:shape>
+          <o:OLEObject Type="Embed" ProgID="Equation.DSMT4" ShapeID="_x0000_i1126" DrawAspect="Content" ObjectID="_1836496623" r:id="rId23"/>
+        </w:object>
+      </w:r>
+      <w:r>
+        <w:rPr>
+          <w:rFonts w:cstheme="minorHAnsi"/>
           <w:position w:val="-14"/>
         </w:rPr>
+        <w:object w:dxaOrig="1060" w:dyaOrig="400">
+          <v:shape id="_x0000_i1127" type="#_x0000_t75" style="width:53pt;height:20pt" o:ole="">
+            <v:imagedata r:id="rId24" o:title=""/>
+          </v:shape>
+          <o:OLEObject Type="Embed" ProgID="Equation.DSMT4" ShapeID="_x0000_i1127" DrawAspect="Content" ObjectID="_1836496624" r:id="rId25"/>
+        </w:object>
+      </w:r>
+      <w:r>
+        <w:rPr>
+          <w:rFonts w:cstheme="minorHAnsi"/>
+        </w:rPr>
+        <w:t xml:space="preserve"> and </w:t>
+      </w:r>
+      <w:r>
+        <w:rPr>
+          <w:rFonts w:cstheme="minorHAnsi"/>
+          <w:position w:val="-10"/>
+        </w:rPr>
+        <w:object w:dxaOrig="2620" w:dyaOrig="360">
+          <v:shape id="_x0000_i1128" type="#_x0000_t75" style="width:131pt;height:18pt" o:ole="">
+            <v:imagedata r:id="rId26" o:title=""/>
+          </v:shape>
+          <o:OLEObject Type="Embed" ProgID="Equation.DSMT4" ShapeID="_x0000_i1128" DrawAspect="Content" ObjectID="_1836496625" r:id="rId27"/>
+        </w:object>
+      </w:r>
+      <w:r>
+        <w:rPr>
+          <w:rFonts w:cstheme="minorHAnsi"/>
+        </w:rPr>
+        <w:t xml:space="preserve"> then </w:t>
+      </w:r>
+      <w:r>
+        <w:rPr>
+          <w:rFonts w:cstheme="minorHAnsi"/>
+          <w:position w:val="-10"/>
+        </w:rPr>
+        <w:object w:dxaOrig="840" w:dyaOrig="320">
+          <v:shape id="_x0000_i1129" type="#_x0000_t75" style="width:42pt;height:16pt" o:ole="">
+            <v:imagedata r:id="rId28" o:title=""/>
+          </v:shape>
+          <o:OLEObject Type="Embed" ProgID="Equation.DSMT4" ShapeID="_x0000_i1129" DrawAspect="Content" ObjectID="_1836496626" r:id="rId29"/>
+        </w:object>
+      </w:r>
+      <w:r>
+        <w:rPr>
+          <w:rFonts w:cstheme="minorHAnsi"/>
+        </w:rPr>
+        <w:t xml:space="preserve"> is equal to:</w:t>
+      </w:r>
+    </w:p>
+    <w:p>
+      <w:pPr>
+        <w:pStyle w:val="ListParagraph"/>
+        <w:numPr>
+          <w:ilvl w:val="0"/>
+          <w:numId w:val="7"/>
+        </w:numPr>
+        <w:rPr>
+          <w:rFonts w:cstheme="minorHAnsi"/>
+        </w:rPr>
+      </w:pPr>
+      <w:r>
+        <w:rPr>
+          <w:rFonts w:cstheme="minorHAnsi"/>
+          <w:position w:val="-24"/>
+        </w:rPr>
+        <w:object w:dxaOrig="240" w:dyaOrig="620">
+          <v:shape id="_x0000_i1130" type="#_x0000_t75" style="width:12pt;height:31pt" o:ole="">
+            <v:imagedata r:id="rId30" o:title=""/>
+          </v:shape>
+          <o:OLEObject Type="Embed" ProgID="Equation.DSMT4" ShapeID="_x0000_i1130" DrawAspect="Content" ObjectID="_1836496627" r:id="rId31"/>
+        </w:object>
+      </w:r>
+      <w:r>
+        <w:rPr>
+          <w:rFonts w:cstheme="minorHAnsi"/>
+        </w:rPr>
+        <w:tab/>
+      </w:r>
+      <w:r>
+        <w:rPr>
+          <w:rFonts w:cstheme="minorHAnsi"/>
+        </w:rPr>
+        <w:tab/>
+      </w:r>
+      <w:r>
+        <w:rPr>
+          <w:rFonts w:cstheme="minorHAnsi"/>
+        </w:rPr>
+        <w:tab/>
+      </w:r>
+      <w:r>
+        <w:rPr>
+          <w:rFonts w:cstheme="minorHAnsi"/>
+        </w:rPr>
+        <w:tab/>
+      </w:r>
+      <w:r>
+        <w:rPr>
+          <w:rFonts w:cstheme="minorHAnsi"/>
+        </w:rPr>
+        <w:tab/>
+        <w:t xml:space="preserve">(b) </w:t>
+      </w:r>
+      <w:r>
+        <w:rPr>
+          <w:rFonts w:cstheme="minorHAnsi"/>
+          <w:position w:val="-24"/>
+        </w:rPr>
+        <w:object w:dxaOrig="520" w:dyaOrig="620">
+          <v:shape id="_x0000_i1131" type="#_x0000_t75" style="width:26pt;height:31pt" o:ole="">
+            <v:imagedata r:id="rId32" o:title=""/>
+          </v:shape>
+          <o:OLEObject Type="Embed" ProgID="Equation.DSMT4" ShapeID="_x0000_i1131" DrawAspect="Content" ObjectID="_1836496628" r:id="rId33"/>
+        </w:object>
+      </w:r>
+    </w:p>
+    <w:p>
+      <w:pPr>
+        <w:ind w:left="360"/>
+        <w:rPr>
+          <w:rFonts w:cstheme="minorHAnsi"/>
+        </w:rPr>
+      </w:pPr>
+      <w:r>
+        <w:rPr>
+          <w:rFonts w:cstheme="minorHAnsi"/>
+        </w:rPr>
+        <w:t xml:space="preserve">(c)  </w:t>
+      </w:r>
+      <w:r>
+        <w:rPr>
+          <w:rFonts w:cstheme="minorHAnsi"/>
+          <w:position w:val="-24"/>
+        </w:rPr>
+        <w:object w:dxaOrig="340" w:dyaOrig="620">
+          <v:shape id="_x0000_i1132" type="#_x0000_t75" style="width:17pt;height:31pt" o:ole="">
+            <v:imagedata r:id="rId34" o:title=""/>
+          </v:shape>
+          <o:OLEObject Type="Embed" ProgID="Equation.DSMT4" ShapeID="_x0000_i1132" DrawAspect="Content" ObjectID="_1836496629" r:id="rId35"/>
+        </w:object>
+      </w:r>
+      <w:r>
+        <w:rPr>
+          <w:rFonts w:cstheme="minorHAnsi"/>
+        </w:rPr>
+        <w:tab/>
+      </w:r>
+      <w:r>
+        <w:rPr>
+          <w:rFonts w:cstheme="minorHAnsi"/>
+        </w:rPr>
+        <w:tab/>
+      </w:r>
+      <w:r>
+        <w:rPr>
+          <w:rFonts w:cstheme="minorHAnsi"/>
+        </w:rPr>
+        <w:tab/>
+      </w:r>
+      <w:r>
+        <w:rPr>
+          <w:rFonts w:cstheme="minorHAnsi"/>
+        </w:rPr>
+        <w:tab/>
+      </w:r>
+      <w:r>
+        <w:rPr>
+          <w:rFonts w:cstheme="minorHAnsi"/>
+        </w:rPr>
+        <w:tab/>
+        <w:t>(</w:t>
+      </w:r>
+      <w:proofErr w:type="gramStart"/>
+      <w:r>
+        <w:rPr>
+          <w:rFonts w:cstheme="minorHAnsi"/>
+        </w:rPr>
+        <w:t>d</w:t>
+      </w:r>
+      <w:proofErr w:type="gramEnd"/>
+      <w:r>
+        <w:rPr>
+          <w:rFonts w:cstheme="minorHAnsi"/>
+        </w:rPr>
+        <w:t xml:space="preserve">) </w:t>
+      </w:r>
+      <w:r>
+        <w:rPr>
+          <w:rFonts w:cstheme="minorHAnsi"/>
+          <w:position w:val="-24"/>
+        </w:rPr>
+        <w:object w:dxaOrig="400" w:dyaOrig="620">
+          <v:shape id="_x0000_i1133" type="#_x0000_t75" style="width:20pt;height:31pt" o:ole="">
+            <v:imagedata r:id="rId36" o:title=""/>
+          </v:shape>
+          <o:OLEObject Type="Embed" ProgID="Equation.DSMT4" ShapeID="_x0000_i1133" DrawAspect="Content" ObjectID="_1836496630" r:id="rId37"/>
+        </w:object>
+      </w:r>
+    </w:p>
+    <w:p>
+      <w:pPr>
+        <w:rPr>
+          <w:rFonts w:cstheme="minorHAnsi"/>
+        </w:rPr>
+      </w:pPr>
+      <w:r>
+        <w:rPr>
+          <w:rFonts w:cstheme="minorHAnsi"/>
+        </w:rPr>
+        <w:t>Q4:</w:t>
+      </w:r>
+      <w:r>
+        <w:rPr>
+          <w:rFonts w:cstheme="minorHAnsi"/>
+        </w:rPr>
+        <w:t xml:space="preserve"> Let </w:t>
+      </w:r>
+      <w:r>
+        <w:rPr>
+          <w:rFonts w:cstheme="minorHAnsi"/>
+          <w:position w:val="-10"/>
+        </w:rPr>
+        <w:object w:dxaOrig="240" w:dyaOrig="320">
+          <v:shape id="_x0000_i1134" type="#_x0000_t75" style="width:12pt;height:16pt" o:ole="">
+            <v:imagedata r:id="rId38" o:title=""/>
+          </v:shape>
+          <o:OLEObject Type="Embed" ProgID="Equation.DSMT4" ShapeID="_x0000_i1134" DrawAspect="Content" ObjectID="_1836496631" r:id="rId39"/>
+        </w:object>
+      </w:r>
+      <w:r>
+        <w:rPr>
+          <w:rFonts w:cstheme="minorHAnsi"/>
+        </w:rPr>
+        <w:t xml:space="preserve"> be a function such that </w:t>
+      </w:r>
+      <w:r>
+        <w:rPr>
+          <w:rFonts w:cstheme="minorHAnsi"/>
+          <w:position w:val="-28"/>
+        </w:rPr>
+        <w:object w:dxaOrig="2940" w:dyaOrig="680">
+          <v:shape id="_x0000_i1135" type="#_x0000_t75" style="width:147pt;height:34pt" o:ole="">
+            <v:imagedata r:id="rId40" o:title=""/>
+          </v:shape>
+          <o:OLEObject Type="Embed" ProgID="Equation.DSMT4" ShapeID="_x0000_i1135" DrawAspect="Content" ObjectID="_1836496632" r:id="rId41"/>
+        </w:object>
+      </w:r>
+      <w:r>
+        <w:rPr>
+          <w:rFonts w:cstheme="minorHAnsi"/>
+        </w:rPr>
+        <w:t xml:space="preserve"> </w:t>
+      </w:r>
+      <w:proofErr w:type="gramStart"/>
+      <w:r>
+        <w:rPr>
+          <w:rFonts w:cstheme="minorHAnsi"/>
+        </w:rPr>
+        <w:t xml:space="preserve">where </w:t>
+      </w:r>
+      <w:proofErr w:type="gramEnd"/>
+      <w:r>
+        <w:rPr>
+          <w:rFonts w:cstheme="minorHAnsi"/>
+          <w:position w:val="-28"/>
+        </w:rPr>
+        <w:object w:dxaOrig="1140" w:dyaOrig="680">
+          <v:shape id="_x0000_i1136" type="#_x0000_t75" style="width:57pt;height:34pt" o:ole="">
+            <v:imagedata r:id="rId42" o:title=""/>
+          </v:shape>
+          <o:OLEObject Type="Embed" ProgID="Equation.DSMT4" ShapeID="_x0000_i1136" DrawAspect="Content" ObjectID="_1836496633" r:id="rId43"/>
+        </w:object>
+      </w:r>
+      <w:r>
+        <w:rPr>
+          <w:rFonts w:cstheme="minorHAnsi"/>
+        </w:rPr>
+        <w:t xml:space="preserve">. Then </w:t>
+      </w:r>
+      <w:r>
+        <w:rPr>
+          <w:rFonts w:cstheme="minorHAnsi"/>
+          <w:position w:val="-14"/>
+        </w:rPr>
+        <w:object w:dxaOrig="1280" w:dyaOrig="400">
+          <v:shape id="_x0000_i1137" type="#_x0000_t75" style="width:64pt;height:20pt" o:ole="">
+            <v:imagedata r:id="rId44" o:title=""/>
+          </v:shape>
+          <o:OLEObject Type="Embed" ProgID="Equation.DSMT4" ShapeID="_x0000_i1137" DrawAspect="Content" ObjectID="_1836496634" r:id="rId45"/>
+        </w:object>
+      </w:r>
+      <w:r>
+        <w:rPr>
+          <w:rFonts w:cstheme="minorHAnsi"/>
+        </w:rPr>
+        <w:t xml:space="preserve"> is equal to</w:t>
+      </w:r>
+    </w:p>
+    <w:p>
+      <w:pPr>
+        <w:pStyle w:val="ListParagraph"/>
+        <w:numPr>
+          <w:ilvl w:val="0"/>
+          <w:numId w:val="8"/>
+        </w:numPr>
+        <w:rPr>
+          <w:rFonts w:cstheme="minorHAnsi"/>
+        </w:rPr>
+      </w:pPr>
+      <w:r>
+        <w:rPr>
+          <w:rFonts w:cstheme="minorHAnsi"/>
+        </w:rPr>
+        <w:t>36</w:t>
+      </w:r>
+      <w:r>
+        <w:rPr>
+          <w:rFonts w:cstheme="minorHAnsi"/>
+        </w:rPr>
+        <w:tab/>
+      </w:r>
+      <w:r>
+        <w:rPr>
+          <w:rFonts w:cstheme="minorHAnsi"/>
+        </w:rPr>
+        <w:tab/>
+      </w:r>
+      <w:r>
+        <w:rPr>
+          <w:rFonts w:cstheme="minorHAnsi"/>
+        </w:rPr>
+        <w:tab/>
+      </w:r>
+      <w:r>
+        <w:rPr>
+          <w:rFonts w:cstheme="minorHAnsi"/>
+        </w:rPr>
+        <w:tab/>
+      </w:r>
+      <w:r>
+        <w:rPr>
+          <w:rFonts w:cstheme="minorHAnsi"/>
+        </w:rPr>
+        <w:tab/>
+        <w:t xml:space="preserve">(b) </w:t>
+      </w:r>
+      <w:r>
+        <w:rPr>
+          <w:rFonts w:cstheme="minorHAnsi"/>
+        </w:rPr>
+        <w:t>9</w:t>
+      </w:r>
+    </w:p>
+    <w:p>
+      <w:pPr>
+        <w:ind w:left="360"/>
+        <w:rPr>
+          <w:rFonts w:cstheme="minorHAnsi"/>
+        </w:rPr>
+      </w:pPr>
+      <w:r>
+        <w:rPr>
+          <w:rFonts w:cstheme="minorHAnsi"/>
+        </w:rPr>
+        <w:t xml:space="preserve">(c)  </w:t>
+      </w:r>
+      <w:r>
+        <w:rPr>
+          <w:rFonts w:cstheme="minorHAnsi"/>
+        </w:rPr>
+        <w:t>-9</w:t>
+      </w:r>
+      <w:r>
+        <w:rPr>
+          <w:rFonts w:cstheme="minorHAnsi"/>
+        </w:rPr>
+        <w:tab/>
+      </w:r>
+      <w:r>
+        <w:rPr>
+          <w:rFonts w:cstheme="minorHAnsi"/>
+        </w:rPr>
+        <w:tab/>
+      </w:r>
+      <w:r>
+        <w:rPr>
+          <w:rFonts w:cstheme="minorHAnsi"/>
+        </w:rPr>
+        <w:tab/>
+      </w:r>
+      <w:r>
+        <w:rPr>
+          <w:rFonts w:cstheme="minorHAnsi"/>
+        </w:rPr>
+        <w:tab/>
+      </w:r>
+      <w:r>
+        <w:rPr>
+          <w:rFonts w:cstheme="minorHAnsi"/>
+        </w:rPr>
+        <w:tab/>
+        <w:t xml:space="preserve">(d) </w:t>
+      </w:r>
+      <w:r>
+        <w:rPr>
+          <w:rFonts w:cstheme="minorHAnsi"/>
+        </w:rPr>
+        <w:t>18</w:t>
+      </w:r>
+    </w:p>
+    <w:p>
+      <w:pPr>
+        <w:rPr>
+          <w:rFonts w:cstheme="minorHAnsi"/>
+        </w:rPr>
+      </w:pPr>
+      <w:r>
+        <w:rPr>
+          <w:rFonts w:cstheme="minorHAnsi"/>
+        </w:rPr>
+        <w:t xml:space="preserve">Q5: </w:t>
+      </w:r>
+      <w:proofErr w:type="gramStart"/>
+      <w:r>
+        <w:rPr>
+          <w:rFonts w:cstheme="minorHAnsi"/>
+        </w:rPr>
+        <w:t xml:space="preserve">Let </w:t>
+      </w:r>
+      <w:proofErr w:type="gramEnd"/>
+      <w:r>
+        <w:rPr>
+          <w:rFonts w:cstheme="minorHAnsi"/>
+          <w:position w:val="-14"/>
+        </w:rPr>
+        <w:object w:dxaOrig="2900" w:dyaOrig="440">
+          <v:shape id="_x0000_i1138" type="#_x0000_t75" style="width:145pt;height:22pt" o:ole="">
+            <v:imagedata r:id="rId46" o:title=""/>
+          </v:shape>
+          <o:OLEObject Type="Embed" ProgID="Equation.DSMT4" ShapeID="_x0000_i1138" DrawAspect="Content" ObjectID="_1836496635" r:id="rId47"/>
+        </w:object>
+      </w:r>
+      <w:r>
+        <w:rPr>
+          <w:rFonts w:cstheme="minorHAnsi"/>
+        </w:rPr>
+        <w:t xml:space="preserve">, where </w:t>
+      </w:r>
+      <w:r>
+        <w:rPr>
+          <w:rFonts w:cstheme="minorHAnsi"/>
+          <w:position w:val="-14"/>
+        </w:rPr>
+        <w:object w:dxaOrig="260" w:dyaOrig="400">
+          <v:shape id="_x0000_i1139" type="#_x0000_t75" style="width:13pt;height:20pt" o:ole="">
+            <v:imagedata r:id="rId48" o:title=""/>
+          </v:shape>
+          <o:OLEObject Type="Embed" ProgID="Equation.DSMT4" ShapeID="_x0000_i1139" DrawAspect="Content" ObjectID="_1836496636" r:id="rId49"/>
+        </w:object>
+      </w:r>
+      <w:r>
+        <w:rPr>
+          <w:rFonts w:cstheme="minorHAnsi"/>
+        </w:rPr>
+        <w:t>is the greatest integer function</w:t>
+      </w:r>
+      <w:r>
+        <w:rPr>
+          <w:rFonts w:cstheme="minorHAnsi"/>
+        </w:rPr>
+        <w:t xml:space="preserve">. Then </w:t>
+      </w:r>
+    </w:p>
+    <w:p>
+      <w:pPr>
+        <w:pStyle w:val="ListParagraph"/>
+        <w:numPr>
+          <w:ilvl w:val="0"/>
+          <w:numId w:val="9"/>
+        </w:numPr>
+        <w:rPr>
+          <w:rFonts w:cstheme="minorHAnsi"/>
+        </w:rPr>
+      </w:pPr>
+      <w:r>
+        <w:rPr>
+          <w:rFonts w:cstheme="minorHAnsi"/>
+          <w:position w:val="-10"/>
+        </w:rPr>
+        <w:object w:dxaOrig="900" w:dyaOrig="320">
+          <v:shape id="_x0000_i1140" type="#_x0000_t75" style="width:45pt;height:16pt" o:ole="">
+            <v:imagedata r:id="rId50" o:title=""/>
+          </v:shape>
+          <o:OLEObject Type="Embed" ProgID="Equation.DSMT4" ShapeID="_x0000_i1140" DrawAspect="Content" ObjectID="_1836496637" r:id="rId51"/>
+        </w:object>
+      </w:r>
+      <w:proofErr w:type="gramStart"/>
+      <w:r>
+        <w:rPr>
+          <w:rFonts w:cstheme="minorHAnsi"/>
+        </w:rPr>
+        <w:t>for</w:t>
+      </w:r>
+      <w:proofErr w:type="gramEnd"/>
+      <w:r>
+        <w:rPr>
+          <w:rFonts w:cstheme="minorHAnsi"/>
+        </w:rPr>
+        <w:t xml:space="preserve"> finitely many values of x.</w:t>
+      </w:r>
+    </w:p>
+    <w:p>
+      <w:pPr>
+        <w:pStyle w:val="ListParagraph"/>
+        <w:numPr>
+          <w:ilvl w:val="0"/>
+          <w:numId w:val="9"/>
+        </w:numPr>
+        <w:rPr>
+          <w:rFonts w:cstheme="minorHAnsi"/>
+        </w:rPr>
+      </w:pPr>
+      <w:r>
+        <w:rPr>
+          <w:rFonts w:cstheme="minorHAnsi"/>
+          <w:position w:val="-10"/>
+        </w:rPr>
+        <w:object w:dxaOrig="880" w:dyaOrig="320">
+          <v:shape id="_x0000_i1141" type="#_x0000_t75" style="width:44pt;height:16pt" o:ole="">
+            <v:imagedata r:id="rId52" o:title=""/>
+          </v:shape>
+          <o:OLEObject Type="Embed" ProgID="Equation.DSMT4" ShapeID="_x0000_i1141" DrawAspect="Content" ObjectID="_1836496638" r:id="rId53"/>
+        </w:object>
+      </w:r>
+      <w:proofErr w:type="gramStart"/>
+      <w:r>
+        <w:rPr>
+          <w:rFonts w:cstheme="minorHAnsi"/>
+        </w:rPr>
+        <w:t>only</w:t>
+      </w:r>
+      <w:proofErr w:type="gramEnd"/>
+      <w:r>
+        <w:rPr>
+          <w:rFonts w:cstheme="minorHAnsi"/>
+        </w:rPr>
+        <w:t xml:space="preserve"> for </w:t>
+      </w:r>
+      <w:r>
+        <w:rPr>
+          <w:rFonts w:cstheme="minorHAnsi"/>
+          <w:position w:val="-14"/>
+        </w:rPr>
+        <w:object w:dxaOrig="1020" w:dyaOrig="400">
+          <v:shape id="_x0000_i1142" type="#_x0000_t75" style="width:51pt;height:20pt" o:ole="">
+            <v:imagedata r:id="rId54" o:title=""/>
+          </v:shape>
+          <o:OLEObject Type="Embed" ProgID="Equation.DSMT4" ShapeID="_x0000_i1142" DrawAspect="Content" ObjectID="_1836496639" r:id="rId55"/>
+        </w:object>
+      </w:r>
+      <w:r>
+        <w:rPr>
+          <w:rFonts w:cstheme="minorHAnsi"/>
+        </w:rPr>
+        <w:t>.</w:t>
+      </w:r>
+    </w:p>
+    <w:p>
+      <w:pPr>
+        <w:pStyle w:val="ListParagraph"/>
+        <w:numPr>
+          <w:ilvl w:val="0"/>
+          <w:numId w:val="9"/>
+        </w:numPr>
+        <w:rPr>
+          <w:rFonts w:cstheme="minorHAnsi"/>
+        </w:rPr>
+      </w:pPr>
+      <w:r>
+        <w:rPr>
+          <w:rFonts w:cstheme="minorHAnsi"/>
+          <w:position w:val="-32"/>
+        </w:rPr>
+        <w:object w:dxaOrig="1380" w:dyaOrig="740">
+          <v:shape id="_x0000_i1143" type="#_x0000_t75" style="width:69pt;height:37pt" o:ole="">
+            <v:imagedata r:id="rId56" o:title=""/>
+          </v:shape>
+          <o:OLEObject Type="Embed" ProgID="Equation.DSMT4" ShapeID="_x0000_i1143" DrawAspect="Content" ObjectID="_1836496640" r:id="rId57"/>
+        </w:object>
+      </w:r>
+    </w:p>
+    <w:p>
+      <w:pPr>
+        <w:pStyle w:val="ListParagraph"/>
+        <w:numPr>
+          <w:ilvl w:val="0"/>
+          <w:numId w:val="9"/>
+        </w:numPr>
+        <w:rPr>
+          <w:rFonts w:cstheme="minorHAnsi"/>
+        </w:rPr>
+      </w:pPr>
+      <w:r>
+        <w:rPr>
+          <w:rFonts w:cstheme="minorHAnsi"/>
+          <w:position w:val="-10"/>
+        </w:rPr>
+        <w:object w:dxaOrig="900" w:dyaOrig="320">
+          <v:shape id="_x0000_i1144" type="#_x0000_t75" style="width:45pt;height:16pt" o:ole="">
+            <v:imagedata r:id="rId58" o:title=""/>
+          </v:shape>
+          <o:OLEObject Type="Embed" ProgID="Equation.DSMT4" ShapeID="_x0000_i1144" DrawAspect="Content" ObjectID="_1836496641" r:id="rId59"/>
+        </w:object>
+      </w:r>
+      <w:r>
+        <w:rPr>
+          <w:rFonts w:cstheme="minorHAnsi"/>
+        </w:rPr>
+        <w:t xml:space="preserve">only for </w:t>
+      </w:r>
+      <w:r>
+        <w:rPr>
+          <w:rFonts w:cstheme="minorHAnsi"/>
+          <w:position w:val="-14"/>
+        </w:rPr>
+        <w:object w:dxaOrig="980" w:dyaOrig="400">
+          <v:shape id="_x0000_i1145" type="#_x0000_t75" style="width:49pt;height:20pt" o:ole="">
+            <v:imagedata r:id="rId60" o:title=""/>
+          </v:shape>
+          <o:OLEObject Type="Embed" ProgID="Equation.DSMT4" ShapeID="_x0000_i1145" DrawAspect="Content" ObjectID="_1836496642" r:id="rId61"/>
+        </w:object>
+      </w:r>
+    </w:p>
+    <w:p>
+      <w:pPr>
+        <w:rPr>
+          <w:rFonts w:cstheme="minorHAnsi"/>
+        </w:rPr>
+      </w:pPr>
+      <w:r>
+        <w:rPr>
+          <w:rFonts w:cstheme="minorHAnsi"/>
+        </w:rPr>
+        <w:t xml:space="preserve">Q6: </w:t>
+      </w:r>
+    </w:p>
+    <w:p>
+      <w:r>
+        <w:tab/>
+      </w:r>
+      <w:r>
+        <w:tab/>
+      </w:r>
+      <w:r>
+        <w:tab/>
+      </w:r>
+      <w:r>
+        <w:tab/>
+      </w:r>
+      <w:r>
+        <w:tab/>
+      </w:r>
+      <w:r>
+        <w:tab/>
+      </w:r>
+      <w:r>
+        <w:tab/>
+      </w:r>
+      <w:r>
+        <w:tab/>
+      </w:r>
+      <w:r>
+        <w:tab/>
+      </w:r>
+      <w:r>
+        <w:tab/>
+      </w:r>
+      <w:r>
+        <w:tab/>
+      </w:r>
+      <w:r>
+        <w:tab/>
+      </w:r>
+      <w:r>
+        <w:tab/>
+      </w:r>
+      <w:r>
+        <w:tab/>
+      </w:r>
+      <w:r>
+        <w:tab/>
+      </w:r>
+      <w:r>
+        <w:tab/>
+      </w:r>
+      <w:r>
+        <w:tab/>
+      </w:r>
+      <w:r>
+        <w:tab/>
+      </w:r>
+      <w:r>
+        <w:tab/>
+      </w:r>
+      <w:r>
+        <w:tab/>
+      </w:r>
+      <w:r>
+        <w:tab/>
+      </w:r>
+      <w:r>
+        <w:tab/>
+      </w:r>
+      <w:r>
+        <w:tab/>
+      </w:r>
+      <w:r>
+        <w:tab/>
+      </w:r>
+      <w:r>
+        <w:tab/>
+      </w:r>
+      <w:r>
+        <w:tab/>
+      </w:r>
+      <w:r>
+        <w:tab/>
+      </w:r>
+      <w:r>
+        <w:tab/>
+      </w:r>
+      <w:r>
+        <w:tab/>
+      </w:r>
+      <w:r>
+        <w:tab/>
+      </w:r>
+      <w:r>
+        <w:tab/>
+      </w:r>
+      <w:r>
+        <w:tab/>
+      </w:r>
+      <w:r>
+        <w:tab/>
+      </w:r>
+      <w:r>
+        <w:tab/>
+      </w:r>
+      <w:r>
+        <w:tab/>
+      </w:r>
+      <w:r>
+        <w:tab/>
+      </w:r>
+      <w:r>
+        <w:tab/>
+      </w:r>
+      <w:r>
+        <w:tab/>
+      </w:r>
+      <w:r>
+        <w:tab/>
+      </w:r>
+      <w:r>
+        <w:tab/>
+      </w:r>
+      <w:r>
+        <w:tab/>
+      </w:r>
+      <w:r>
+        <w:tab/>
+      </w:r>
+      <w:r>
+        <w:tab/>
+      </w:r>
+      <w:r>
+        <w:tab/>
+      </w:r>
+      <w:r>
+        <w:tab/>
+      </w:r>
+      <w:r>
+        <w:tab/>
+      </w:r>
+      <w:r>
+        <w:tab/>
+      </w:r>
+      <w:r>
+        <w:tab/>
+      </w:r>
+      <w:r>
+        <w:tab/>
+      </w:r>
+      <w:r>
+        <w:tab/>
+      </w:r>
+      <w:r>
+        <w:pict>
+          <v:shape id="_x0000_i1034" type="#_x0000_t136" style="width:42pt;height:22.5pt">
+            <v:shadow color="#868686"/>
+            <v:textpath style="font-family:&quot;Arial Black&quot;;font-size:16pt;v-text-kern:t" trim="t" fitpath="t" string="2020"/>
+          </v:shape>
+        </w:pict>
+      </w:r>
+    </w:p>
+    <w:p>
+      <w:proofErr w:type="gramStart"/>
+      <w:r>
+        <w:t>Q1 :</w:t>
+      </w:r>
+      <w:proofErr w:type="gramEnd"/>
+      <w:r>
+        <w:t xml:space="preserve"> Find the number of solutions of </w:t>
+      </w:r>
+      <w:r>
+        <w:rPr>
+          <w:position w:val="-14"/>
+        </w:rPr>
+        <w:object w:dxaOrig="2799" w:dyaOrig="400">
+          <v:shape id="_x0000_i1035" type="#_x0000_t75" style="width:140pt;height:20.5pt" o:ole="">
+            <v:imagedata r:id="rId62" o:title=""/>
+          </v:shape>
+          <o:OLEObject Type="Embed" ProgID="Equation.DSMT4" ShapeID="_x0000_i1035" DrawAspect="Content" ObjectID="_1836496643" r:id="rId63"/>
+        </w:object>
+      </w:r>
+      <w:r>
+        <w:t xml:space="preserve">, </w:t>
+      </w:r>
+      <w:r>
+        <w:rPr>
+          <w:position w:val="-14"/>
+        </w:rPr>
         <w:object w:dxaOrig="1180" w:dyaOrig="400">
-          <v:shape id="_x0000_i1029" type="#_x0000_t75" style="width:59pt;height:20.5pt" o:ole="">
-            <v:imagedata r:id="rId7" o:title=""/>
-          </v:shape>
-          <o:OLEObject Type="Embed" ProgID="Equation.DSMT4" ShapeID="_x0000_i1029" DrawAspect="Content" ObjectID="_1834939428" r:id="rId8"/>
+          <v:shape id="_x0000_i1036" type="#_x0000_t75" style="width:59pt;height:20.5pt" o:ole="">
+            <v:imagedata r:id="rId64" o:title=""/>
+          </v:shape>
+          <o:OLEObject Type="Embed" ProgID="Equation.DSMT4" ShapeID="_x0000_i1036" DrawAspect="Content" ObjectID="_1836496644" r:id="rId65"/>
         </w:object>
       </w:r>
     </w:p>
@@ -233,10 +1546,10 @@
           <w:position w:val="-16"/>
         </w:rPr>
         <w:object w:dxaOrig="2920" w:dyaOrig="440">
-          <v:shape id="_x0000_i1030" type="#_x0000_t75" style="width:146.5pt;height:22pt" o:ole="">
-            <v:imagedata r:id="rId9" o:title=""/>
-          </v:shape>
-          <o:OLEObject Type="Embed" ProgID="Equation.DSMT4" ShapeID="_x0000_i1030" DrawAspect="Content" ObjectID="_1834939429" r:id="rId10"/>
+          <v:shape id="_x0000_i1037" type="#_x0000_t75" style="width:146.5pt;height:22pt" o:ole="">
+            <v:imagedata r:id="rId66" o:title=""/>
+          </v:shape>
+          <o:OLEObject Type="Embed" ProgID="Equation.DSMT4" ShapeID="_x0000_i1037" DrawAspect="Content" ObjectID="_1836496645" r:id="rId67"/>
         </w:object>
       </w:r>
       <w:r>
@@ -301,6 +1614,7 @@
     </w:p>
     <w:p>
       <w:r>
+        <w:lastRenderedPageBreak/>
         <w:t>Q</w:t>
       </w:r>
       <w:r>
@@ -318,10 +1632,10 @@
           <w:position w:val="-24"/>
         </w:rPr>
         <w:object w:dxaOrig="1320" w:dyaOrig="620">
-          <v:shape id="_x0000_i1031" type="#_x0000_t75" style="width:66pt;height:31pt" o:ole="">
-            <v:imagedata r:id="rId11" o:title=""/>
-          </v:shape>
-          <o:OLEObject Type="Embed" ProgID="Equation.DSMT4" ShapeID="_x0000_i1031" DrawAspect="Content" ObjectID="_1834939430" r:id="rId12"/>
+          <v:shape id="_x0000_i1038" type="#_x0000_t75" style="width:66pt;height:31pt" o:ole="">
+            <v:imagedata r:id="rId68" o:title=""/>
+          </v:shape>
+          <o:OLEObject Type="Embed" ProgID="Equation.DSMT4" ShapeID="_x0000_i1038" DrawAspect="Content" ObjectID="_1836496646" r:id="rId69"/>
         </w:object>
       </w:r>
       <w:r>
@@ -332,10 +1646,10 @@
           <w:position w:val="-10"/>
         </w:rPr>
         <w:object w:dxaOrig="1020" w:dyaOrig="320">
-          <v:shape id="_x0000_i1032" type="#_x0000_t75" style="width:51pt;height:15.5pt" o:ole="">
-            <v:imagedata r:id="rId13" o:title=""/>
-          </v:shape>
-          <o:OLEObject Type="Embed" ProgID="Equation.DSMT4" ShapeID="_x0000_i1032" DrawAspect="Content" ObjectID="_1834939431" r:id="rId14"/>
+          <v:shape id="_x0000_i1039" type="#_x0000_t75" style="width:51pt;height:15.5pt" o:ole="">
+            <v:imagedata r:id="rId70" o:title=""/>
+          </v:shape>
+          <o:OLEObject Type="Embed" ProgID="Equation.DSMT4" ShapeID="_x0000_i1039" DrawAspect="Content" ObjectID="_1836496647" r:id="rId71"/>
         </w:object>
       </w:r>
       <w:r>
@@ -346,10 +1660,10 @@
           <w:position w:val="-10"/>
         </w:rPr>
         <w:object w:dxaOrig="540" w:dyaOrig="320">
-          <v:shape id="_x0000_i1033" type="#_x0000_t75" style="width:27pt;height:15.5pt" o:ole="">
-            <v:imagedata r:id="rId15" o:title=""/>
-          </v:shape>
-          <o:OLEObject Type="Embed" ProgID="Equation.DSMT4" ShapeID="_x0000_i1033" DrawAspect="Content" ObjectID="_1834939432" r:id="rId16"/>
+          <v:shape id="_x0000_i1040" type="#_x0000_t75" style="width:27pt;height:15.5pt" o:ole="">
+            <v:imagedata r:id="rId72" o:title=""/>
+          </v:shape>
+          <o:OLEObject Type="Embed" ProgID="Equation.DSMT4" ShapeID="_x0000_i1040" DrawAspect="Content" ObjectID="_1836496648" r:id="rId73"/>
         </w:object>
       </w:r>
       <w:r>
@@ -360,10 +1674,10 @@
           <w:position w:val="-14"/>
         </w:rPr>
         <w:object w:dxaOrig="680" w:dyaOrig="400">
-          <v:shape id="_x0000_i1034" type="#_x0000_t75" style="width:34pt;height:20.5pt" o:ole="">
-            <v:imagedata r:id="rId17" o:title=""/>
-          </v:shape>
-          <o:OLEObject Type="Embed" ProgID="Equation.DSMT4" ShapeID="_x0000_i1034" DrawAspect="Content" ObjectID="_1834939433" r:id="rId18"/>
+          <v:shape id="_x0000_i1041" type="#_x0000_t75" style="width:34pt;height:20.5pt" o:ole="">
+            <v:imagedata r:id="rId74" o:title=""/>
+          </v:shape>
+          <o:OLEObject Type="Embed" ProgID="Equation.DSMT4" ShapeID="_x0000_i1041" DrawAspect="Content" ObjectID="_1836496649" r:id="rId75"/>
         </w:object>
       </w:r>
       <w:r>
@@ -383,10 +1697,10 @@
           <w:position w:val="-28"/>
         </w:rPr>
         <w:object w:dxaOrig="1560" w:dyaOrig="680">
-          <v:shape id="_x0000_i1035" type="#_x0000_t75" style="width:78pt;height:34pt" o:ole="">
-            <v:imagedata r:id="rId19" o:title=""/>
-          </v:shape>
-          <o:OLEObject Type="Embed" ProgID="Equation.DSMT4" ShapeID="_x0000_i1035" DrawAspect="Content" ObjectID="_1834939434" r:id="rId20"/>
+          <v:shape id="_x0000_i1042" type="#_x0000_t75" style="width:78pt;height:34pt" o:ole="">
+            <v:imagedata r:id="rId76" o:title=""/>
+          </v:shape>
+          <o:OLEObject Type="Embed" ProgID="Equation.DSMT4" ShapeID="_x0000_i1042" DrawAspect="Content" ObjectID="_1836496650" r:id="rId77"/>
         </w:object>
       </w:r>
       <w:r>
@@ -404,10 +1718,10 @@
           <w:position w:val="-28"/>
         </w:rPr>
         <w:object w:dxaOrig="1640" w:dyaOrig="680">
-          <v:shape id="_x0000_i1036" type="#_x0000_t75" style="width:82pt;height:34pt" o:ole="">
-            <v:imagedata r:id="rId21" o:title=""/>
-          </v:shape>
-          <o:OLEObject Type="Embed" ProgID="Equation.DSMT4" ShapeID="_x0000_i1036" DrawAspect="Content" ObjectID="_1834939435" r:id="rId22"/>
+          <v:shape id="_x0000_i1043" type="#_x0000_t75" style="width:82pt;height:34pt" o:ole="">
+            <v:imagedata r:id="rId78" o:title=""/>
+          </v:shape>
+          <o:OLEObject Type="Embed" ProgID="Equation.DSMT4" ShapeID="_x0000_i1043" DrawAspect="Content" ObjectID="_1836496651" r:id="rId79"/>
         </w:object>
       </w:r>
     </w:p>
@@ -426,10 +1740,10 @@
           <w:position w:val="-28"/>
         </w:rPr>
         <w:object w:dxaOrig="1460" w:dyaOrig="680">
-          <v:shape id="_x0000_i1037" type="#_x0000_t75" style="width:73pt;height:34pt" o:ole="">
-            <v:imagedata r:id="rId23" o:title=""/>
-          </v:shape>
-          <o:OLEObject Type="Embed" ProgID="Equation.DSMT4" ShapeID="_x0000_i1037" DrawAspect="Content" ObjectID="_1834939436" r:id="rId24"/>
+          <v:shape id="_x0000_i1044" type="#_x0000_t75" style="width:73pt;height:34pt" o:ole="">
+            <v:imagedata r:id="rId80" o:title=""/>
+          </v:shape>
+          <o:OLEObject Type="Embed" ProgID="Equation.DSMT4" ShapeID="_x0000_i1044" DrawAspect="Content" ObjectID="_1836496652" r:id="rId81"/>
         </w:object>
       </w:r>
       <w:r>
@@ -458,10 +1772,10 @@
           <w:position w:val="-28"/>
         </w:rPr>
         <w:object w:dxaOrig="1560" w:dyaOrig="680">
-          <v:shape id="_x0000_i1038" type="#_x0000_t75" style="width:78pt;height:34pt" o:ole="">
-            <v:imagedata r:id="rId25" o:title=""/>
-          </v:shape>
-          <o:OLEObject Type="Embed" ProgID="Equation.DSMT4" ShapeID="_x0000_i1038" DrawAspect="Content" ObjectID="_1834939437" r:id="rId26"/>
+          <v:shape id="_x0000_i1045" type="#_x0000_t75" style="width:78pt;height:34pt" o:ole="">
+            <v:imagedata r:id="rId82" o:title=""/>
+          </v:shape>
+          <o:OLEObject Type="Embed" ProgID="Equation.DSMT4" ShapeID="_x0000_i1045" DrawAspect="Content" ObjectID="_1836496653" r:id="rId83"/>
         </w:object>
       </w:r>
     </w:p>
@@ -542,7 +1856,7 @@
           <w:b/>
         </w:rPr>
         <w:pict>
-          <v:shape id="_x0000_i1105" type="#_x0000_t136" style="width:42pt;height:22.5pt">
+          <v:shape id="_x0000_i1046" type="#_x0000_t136" style="width:42pt;height:22.5pt">
             <v:shadow color="#868686"/>
             <v:textpath style="font-family:&quot;Arial Black&quot;;font-size:16pt;v-text-kern:t" trim="t" fitpath="t" string="2017"/>
           </v:shape>
@@ -570,10 +1884,10 @@
           <w:position w:val="-28"/>
         </w:rPr>
         <w:object w:dxaOrig="1380" w:dyaOrig="680">
-          <v:shape id="_x0000_i1039" type="#_x0000_t75" style="width:68.5pt;height:33.5pt" o:ole="">
-            <v:imagedata r:id="rId27" o:title=""/>
-          </v:shape>
-          <o:OLEObject Type="Embed" ProgID="Equation.DSMT4" ShapeID="_x0000_i1039" DrawAspect="Content" ObjectID="_1834939438" r:id="rId28"/>
+          <v:shape id="_x0000_i1047" type="#_x0000_t75" style="width:68.5pt;height:33.5pt" o:ole="">
+            <v:imagedata r:id="rId84" o:title=""/>
+          </v:shape>
+          <o:OLEObject Type="Embed" ProgID="Equation.DSMT4" ShapeID="_x0000_i1047" DrawAspect="Content" ObjectID="_1836496654" r:id="rId85"/>
         </w:object>
       </w:r>
       <w:r>
@@ -584,10 +1898,10 @@
           <w:position w:val="-24"/>
         </w:rPr>
         <w:object w:dxaOrig="1320" w:dyaOrig="620">
-          <v:shape id="_x0000_i1040" type="#_x0000_t75" style="width:66pt;height:31pt" o:ole="">
-            <v:imagedata r:id="rId29" o:title=""/>
-          </v:shape>
-          <o:OLEObject Type="Embed" ProgID="Equation.DSMT4" ShapeID="_x0000_i1040" DrawAspect="Content" ObjectID="_1834939439" r:id="rId30"/>
+          <v:shape id="_x0000_i1048" type="#_x0000_t75" style="width:66pt;height:31pt" o:ole="">
+            <v:imagedata r:id="rId86" o:title=""/>
+          </v:shape>
+          <o:OLEObject Type="Embed" ProgID="Equation.DSMT4" ShapeID="_x0000_i1048" DrawAspect="Content" ObjectID="_1836496655" r:id="rId87"/>
         </w:object>
       </w:r>
       <w:r>
@@ -642,7 +1956,6 @@
     </w:p>
     <w:p>
       <w:r>
-        <w:lastRenderedPageBreak/>
         <w:tab/>
         <w:t xml:space="preserve">(3)  </w:t>
       </w:r>
@@ -703,10 +2016,10 @@
           <w:position w:val="-6"/>
         </w:rPr>
         <w:object w:dxaOrig="1180" w:dyaOrig="320">
-          <v:shape id="_x0000_i1041" type="#_x0000_t75" style="width:59pt;height:16pt" o:ole="">
-            <v:imagedata r:id="rId31" o:title=""/>
-          </v:shape>
-          <o:OLEObject Type="Embed" ProgID="Equation.DSMT4" ShapeID="_x0000_i1041" DrawAspect="Content" ObjectID="_1834939440" r:id="rId32"/>
+          <v:shape id="_x0000_i1049" type="#_x0000_t75" style="width:59pt;height:16pt" o:ole="">
+            <v:imagedata r:id="rId88" o:title=""/>
+          </v:shape>
+          <o:OLEObject Type="Embed" ProgID="Equation.DSMT4" ShapeID="_x0000_i1049" DrawAspect="Content" ObjectID="_1836496656" r:id="rId89"/>
         </w:object>
       </w:r>
       <w:r>
@@ -733,10 +2046,10 @@
           <w:position w:val="-4"/>
         </w:rPr>
         <w:object w:dxaOrig="240" w:dyaOrig="260">
-          <v:shape id="_x0000_i1042" type="#_x0000_t75" style="width:12pt;height:13pt" o:ole="">
-            <v:imagedata r:id="rId33" o:title=""/>
-          </v:shape>
-          <o:OLEObject Type="Embed" ProgID="Equation.DSMT4" ShapeID="_x0000_i1042" DrawAspect="Content" ObjectID="_1834939441" r:id="rId34"/>
+          <v:shape id="_x0000_i1050" type="#_x0000_t75" style="width:12pt;height:13pt" o:ole="">
+            <v:imagedata r:id="rId90" o:title=""/>
+          </v:shape>
+          <o:OLEObject Type="Embed" ProgID="Equation.DSMT4" ShapeID="_x0000_i1050" DrawAspect="Content" ObjectID="_1836496657" r:id="rId91"/>
         </w:object>
       </w:r>
       <w:proofErr w:type="gramStart"/>
@@ -756,10 +2069,10 @@
           <w:position w:val="-28"/>
         </w:rPr>
         <w:object w:dxaOrig="820" w:dyaOrig="680">
-          <v:shape id="_x0000_i1043" type="#_x0000_t75" style="width:41pt;height:33.5pt" o:ole="">
-            <v:imagedata r:id="rId35" o:title=""/>
-          </v:shape>
-          <o:OLEObject Type="Embed" ProgID="Equation.DSMT4" ShapeID="_x0000_i1043" DrawAspect="Content" ObjectID="_1834939442" r:id="rId36"/>
+          <v:shape id="_x0000_i1051" type="#_x0000_t75" style="width:41pt;height:33.5pt" o:ole="">
+            <v:imagedata r:id="rId92" o:title=""/>
+          </v:shape>
+          <o:OLEObject Type="Embed" ProgID="Equation.DSMT4" ShapeID="_x0000_i1051" DrawAspect="Content" ObjectID="_1836496658" r:id="rId93"/>
         </w:object>
       </w:r>
       <w:r>
@@ -882,7 +2195,7 @@
           <w:b/>
         </w:rPr>
         <w:pict>
-          <v:shape id="_x0000_i1106" type="#_x0000_t136" style="width:42pt;height:22.5pt">
+          <v:shape id="_x0000_i1052" type="#_x0000_t136" style="width:42pt;height:22.5pt">
             <v:shadow color="#868686"/>
             <v:textpath style="font-family:&quot;Arial Black&quot;;font-size:16pt;v-text-kern:t" trim="t" fitpath="t" string="2016"/>
           </v:shape>
@@ -905,10 +2218,10 @@
           <w:position w:val="-28"/>
         </w:rPr>
         <w:object w:dxaOrig="2520" w:dyaOrig="680">
-          <v:shape id="_x0000_i1044" type="#_x0000_t75" style="width:126pt;height:33.5pt" o:ole="">
-            <v:imagedata r:id="rId37" o:title=""/>
-          </v:shape>
-          <o:OLEObject Type="Embed" ProgID="Equation.DSMT4" ShapeID="_x0000_i1044" DrawAspect="Content" ObjectID="_1834939443" r:id="rId38"/>
+          <v:shape id="_x0000_i1053" type="#_x0000_t75" style="width:126pt;height:33.5pt" o:ole="">
+            <v:imagedata r:id="rId94" o:title=""/>
+          </v:shape>
+          <o:OLEObject Type="Embed" ProgID="Equation.DSMT4" ShapeID="_x0000_i1053" DrawAspect="Content" ObjectID="_1836496659" r:id="rId95"/>
         </w:object>
       </w:r>
       <w:r>
@@ -919,10 +2232,10 @@
           <w:position w:val="-14"/>
         </w:rPr>
         <w:object w:dxaOrig="2680" w:dyaOrig="400">
-          <v:shape id="_x0000_i1045" type="#_x0000_t75" style="width:134pt;height:20.5pt" o:ole="">
-            <v:imagedata r:id="rId39" o:title=""/>
-          </v:shape>
-          <o:OLEObject Type="Embed" ProgID="Equation.DSMT4" ShapeID="_x0000_i1045" DrawAspect="Content" ObjectID="_1834939444" r:id="rId40"/>
+          <v:shape id="_x0000_i1054" type="#_x0000_t75" style="width:134pt;height:20.5pt" o:ole="">
+            <v:imagedata r:id="rId96" o:title=""/>
+          </v:shape>
+          <o:OLEObject Type="Embed" ProgID="Equation.DSMT4" ShapeID="_x0000_i1054" DrawAspect="Content" ObjectID="_1836496660" r:id="rId97"/>
         </w:object>
       </w:r>
       <w:r>
@@ -1032,7 +2345,7 @@
           <w:b/>
         </w:rPr>
         <w:pict>
-          <v:shape id="_x0000_i1107" type="#_x0000_t136" style="width:42pt;height:22.5pt">
+          <v:shape id="_x0000_i1055" type="#_x0000_t136" style="width:42pt;height:22.5pt">
             <v:shadow color="#868686"/>
             <v:textpath style="font-family:&quot;Arial Black&quot;;font-size:16pt;v-text-kern:t" trim="t" fitpath="t" string="2014"/>
           </v:shape>
@@ -1058,10 +2371,10 @@
           <w:position w:val="-6"/>
         </w:rPr>
         <w:object w:dxaOrig="600" w:dyaOrig="279">
-          <v:shape id="_x0000_i1046" type="#_x0000_t75" style="width:29.5pt;height:14pt" o:ole="">
-            <v:imagedata r:id="rId41" o:title=""/>
-          </v:shape>
-          <o:OLEObject Type="Embed" ProgID="Equation.DSMT4" ShapeID="_x0000_i1046" DrawAspect="Content" ObjectID="_1834939445" r:id="rId42"/>
+          <v:shape id="_x0000_i1056" type="#_x0000_t75" style="width:29.5pt;height:14pt" o:ole="">
+            <v:imagedata r:id="rId98" o:title=""/>
+          </v:shape>
+          <o:OLEObject Type="Embed" ProgID="Equation.DSMT4" ShapeID="_x0000_i1056" DrawAspect="Content" ObjectID="_1836496661" r:id="rId99"/>
         </w:object>
       </w:r>
       <w:r>
@@ -1072,10 +2385,10 @@
           <w:position w:val="-16"/>
         </w:rPr>
         <w:object w:dxaOrig="3200" w:dyaOrig="480">
-          <v:shape id="_x0000_i1047" type="#_x0000_t75" style="width:160pt;height:24.5pt" o:ole="">
-            <v:imagedata r:id="rId43" o:title=""/>
-          </v:shape>
-          <o:OLEObject Type="Embed" ProgID="Equation.DSMT4" ShapeID="_x0000_i1047" DrawAspect="Content" ObjectID="_1834939446" r:id="rId44"/>
+          <v:shape id="_x0000_i1057" type="#_x0000_t75" style="width:160pt;height:24.5pt" o:ole="">
+            <v:imagedata r:id="rId100" o:title=""/>
+          </v:shape>
+          <o:OLEObject Type="Embed" ProgID="Equation.DSMT4" ShapeID="_x0000_i1057" DrawAspect="Content" ObjectID="_1836496662" r:id="rId101"/>
         </w:object>
       </w:r>
       <w:proofErr w:type="gramStart"/>
@@ -1100,10 +2413,10 @@
           <w:position w:val="-14"/>
         </w:rPr>
         <w:object w:dxaOrig="1400" w:dyaOrig="400">
-          <v:shape id="_x0000_i1048" type="#_x0000_t75" style="width:69.5pt;height:20.5pt" o:ole="">
-            <v:imagedata r:id="rId45" o:title=""/>
-          </v:shape>
-          <o:OLEObject Type="Embed" ProgID="Equation.DSMT4" ShapeID="_x0000_i1048" DrawAspect="Content" ObjectID="_1834939447" r:id="rId46"/>
+          <v:shape id="_x0000_i1058" type="#_x0000_t75" style="width:69.5pt;height:20.5pt" o:ole="">
+            <v:imagedata r:id="rId102" o:title=""/>
+          </v:shape>
+          <o:OLEObject Type="Embed" ProgID="Equation.DSMT4" ShapeID="_x0000_i1058" DrawAspect="Content" ObjectID="_1836496663" r:id="rId103"/>
         </w:object>
       </w:r>
       <w:r>
@@ -1133,6 +2446,7 @@
         <w:ind w:left="720" w:hanging="720"/>
       </w:pPr>
       <w:r>
+        <w:lastRenderedPageBreak/>
         <w:tab/>
         <w:t xml:space="preserve">(3)  </w:t>
       </w:r>
@@ -1141,10 +2455,10 @@
           <w:position w:val="-14"/>
         </w:rPr>
         <w:object w:dxaOrig="820" w:dyaOrig="400">
-          <v:shape id="_x0000_i1049" type="#_x0000_t75" style="width:41pt;height:20.5pt" o:ole="">
-            <v:imagedata r:id="rId47" o:title=""/>
-          </v:shape>
-          <o:OLEObject Type="Embed" ProgID="Equation.DSMT4" ShapeID="_x0000_i1049" DrawAspect="Content" ObjectID="_1834939448" r:id="rId48"/>
+          <v:shape id="_x0000_i1059" type="#_x0000_t75" style="width:41pt;height:20.5pt" o:ole="">
+            <v:imagedata r:id="rId104" o:title=""/>
+          </v:shape>
+          <o:OLEObject Type="Embed" ProgID="Equation.DSMT4" ShapeID="_x0000_i1059" DrawAspect="Content" ObjectID="_1836496664" r:id="rId105"/>
         </w:object>
       </w:r>
       <w:r>
@@ -1167,10 +2481,10 @@
           <w:position w:val="-38"/>
         </w:rPr>
         <w:object w:dxaOrig="1180" w:dyaOrig="760">
-          <v:shape id="_x0000_i1050" type="#_x0000_t75" style="width:59pt;height:38.5pt" o:ole="">
-            <v:imagedata r:id="rId49" o:title=""/>
-          </v:shape>
-          <o:OLEObject Type="Embed" ProgID="Equation.DSMT4" ShapeID="_x0000_i1050" DrawAspect="Content" ObjectID="_1834939449" r:id="rId50"/>
+          <v:shape id="_x0000_i1060" type="#_x0000_t75" style="width:59pt;height:38.5pt" o:ole="">
+            <v:imagedata r:id="rId106" o:title=""/>
+          </v:shape>
+          <o:OLEObject Type="Embed" ProgID="Equation.DSMT4" ShapeID="_x0000_i1060" DrawAspect="Content" ObjectID="_1836496665" r:id="rId107"/>
         </w:object>
       </w:r>
       <w:r>
@@ -1191,10 +2505,10 @@
           <w:position w:val="-14"/>
         </w:rPr>
         <w:object w:dxaOrig="1080" w:dyaOrig="440">
-          <v:shape id="_x0000_i1051" type="#_x0000_t75" style="width:54pt;height:22pt" o:ole="">
-            <v:imagedata r:id="rId51" o:title=""/>
-          </v:shape>
-          <o:OLEObject Type="Embed" ProgID="Equation.DSMT4" ShapeID="_x0000_i1051" DrawAspect="Content" ObjectID="_1834939450" r:id="rId52"/>
+          <v:shape id="_x0000_i1061" type="#_x0000_t75" style="width:54pt;height:22pt" o:ole="">
+            <v:imagedata r:id="rId108" o:title=""/>
+          </v:shape>
+          <o:OLEObject Type="Embed" ProgID="Equation.DSMT4" ShapeID="_x0000_i1061" DrawAspect="Content" ObjectID="_1836496666" r:id="rId109"/>
         </w:object>
       </w:r>
       <w:r>
@@ -1249,7 +2563,7 @@
       </w:r>
       <w:r>
         <w:pict>
-          <v:shape id="_x0000_i1108" type="#_x0000_t136" style="width:42pt;height:22.5pt">
+          <v:shape id="_x0000_i1062" type="#_x0000_t136" style="width:42pt;height:22.5pt">
             <v:shadow color="#868686"/>
             <v:textpath style="font-family:&quot;Arial Black&quot;;font-size:16pt;v-text-kern:t" trim="t" fitpath="t" string="2009"/>
           </v:shape>
@@ -1283,10 +2597,10 @@
           <w:position w:val="-14"/>
         </w:rPr>
         <w:object w:dxaOrig="1780" w:dyaOrig="400">
-          <v:shape id="_x0000_i1052" type="#_x0000_t75" style="width:89pt;height:20.5pt" o:ole="">
-            <v:imagedata r:id="rId53" o:title=""/>
-          </v:shape>
-          <o:OLEObject Type="Embed" ProgID="Equation.DSMT4" ShapeID="_x0000_i1052" DrawAspect="Content" ObjectID="_1834939451" r:id="rId54"/>
+          <v:shape id="_x0000_i1063" type="#_x0000_t75" style="width:89pt;height:20.5pt" o:ole="">
+            <v:imagedata r:id="rId110" o:title=""/>
+          </v:shape>
+          <o:OLEObject Type="Embed" ProgID="Equation.DSMT4" ShapeID="_x0000_i1063" DrawAspect="Content" ObjectID="_1836496667" r:id="rId111"/>
         </w:object>
       </w:r>
       <w:r>
@@ -1395,7 +2709,7 @@
           <w:b/>
         </w:rPr>
         <w:pict>
-          <v:shape id="_x0000_i1109" type="#_x0000_t136" style="width:42pt;height:22.5pt">
+          <v:shape id="_x0000_i1064" type="#_x0000_t136" style="width:42pt;height:22.5pt">
             <v:shadow color="#868686"/>
             <v:textpath style="font-family:&quot;Arial Black&quot;;font-size:16pt;v-text-kern:t" trim="t" fitpath="t" string="2008"/>
           </v:shape>
@@ -1429,10 +2743,10 @@
           <w:position w:val="-6"/>
         </w:rPr>
         <w:object w:dxaOrig="760" w:dyaOrig="279">
-          <v:shape id="_x0000_i1053" type="#_x0000_t75" style="width:38.5pt;height:14pt" o:ole="">
-            <v:imagedata r:id="rId55" o:title=""/>
-          </v:shape>
-          <o:OLEObject Type="Embed" ProgID="Equation.DSMT4" ShapeID="_x0000_i1053" DrawAspect="Content" ObjectID="_1834939452" r:id="rId56"/>
+          <v:shape id="_x0000_i1065" type="#_x0000_t75" style="width:38.5pt;height:14pt" o:ole="">
+            <v:imagedata r:id="rId112" o:title=""/>
+          </v:shape>
+          <o:OLEObject Type="Embed" ProgID="Equation.DSMT4" ShapeID="_x0000_i1065" DrawAspect="Content" ObjectID="_1836496668" r:id="rId113"/>
         </w:object>
       </w:r>
       <w:r>
@@ -1452,7 +2766,6 @@
         <w:ind w:left="720" w:hanging="720"/>
       </w:pPr>
       <w:r>
-        <w:lastRenderedPageBreak/>
         <w:tab/>
         <w:t xml:space="preserve">(1)  </w:t>
       </w:r>
@@ -1469,10 +2782,10 @@
           <w:position w:val="-24"/>
         </w:rPr>
         <w:object w:dxaOrig="700" w:dyaOrig="620">
-          <v:shape id="_x0000_i1054" type="#_x0000_t75" style="width:35pt;height:31pt" o:ole="">
-            <v:imagedata r:id="rId57" o:title=""/>
-          </v:shape>
-          <o:OLEObject Type="Embed" ProgID="Equation.DSMT4" ShapeID="_x0000_i1054" DrawAspect="Content" ObjectID="_1834939453" r:id="rId58"/>
+          <v:shape id="_x0000_i1066" type="#_x0000_t75" style="width:35pt;height:31pt" o:ole="">
+            <v:imagedata r:id="rId114" o:title=""/>
+          </v:shape>
+          <o:OLEObject Type="Embed" ProgID="Equation.DSMT4" ShapeID="_x0000_i1066" DrawAspect="Content" ObjectID="_1836496669" r:id="rId115"/>
         </w:object>
       </w:r>
       <w:r>
@@ -1493,10 +2806,10 @@
           <w:position w:val="-24"/>
         </w:rPr>
         <w:object w:dxaOrig="900" w:dyaOrig="620">
-          <v:shape id="_x0000_i1055" type="#_x0000_t75" style="width:45.5pt;height:31pt" o:ole="">
-            <v:imagedata r:id="rId59" o:title=""/>
-          </v:shape>
-          <o:OLEObject Type="Embed" ProgID="Equation.DSMT4" ShapeID="_x0000_i1055" DrawAspect="Content" ObjectID="_1834939454" r:id="rId60"/>
+          <v:shape id="_x0000_i1067" type="#_x0000_t75" style="width:45.5pt;height:31pt" o:ole="">
+            <v:imagedata r:id="rId116" o:title=""/>
+          </v:shape>
+          <o:OLEObject Type="Embed" ProgID="Equation.DSMT4" ShapeID="_x0000_i1067" DrawAspect="Content" ObjectID="_1836496670" r:id="rId117"/>
         </w:object>
       </w:r>
     </w:p>
@@ -1521,10 +2834,10 @@
           <w:position w:val="-24"/>
         </w:rPr>
         <w:object w:dxaOrig="560" w:dyaOrig="620">
-          <v:shape id="_x0000_i1056" type="#_x0000_t75" style="width:28.5pt;height:31pt" o:ole="">
-            <v:imagedata r:id="rId61" o:title=""/>
-          </v:shape>
-          <o:OLEObject Type="Embed" ProgID="Equation.DSMT4" ShapeID="_x0000_i1056" DrawAspect="Content" ObjectID="_1834939455" r:id="rId62"/>
+          <v:shape id="_x0000_i1068" type="#_x0000_t75" style="width:28.5pt;height:31pt" o:ole="">
+            <v:imagedata r:id="rId118" o:title=""/>
+          </v:shape>
+          <o:OLEObject Type="Embed" ProgID="Equation.DSMT4" ShapeID="_x0000_i1068" DrawAspect="Content" ObjectID="_1836496671" r:id="rId119"/>
         </w:object>
       </w:r>
       <w:r>
@@ -1545,10 +2858,10 @@
           <w:position w:val="-30"/>
         </w:rPr>
         <w:object w:dxaOrig="1880" w:dyaOrig="720">
-          <v:shape id="_x0000_i1057" type="#_x0000_t75" style="width:94pt;height:36.5pt" o:ole="">
-            <v:imagedata r:id="rId63" o:title=""/>
-          </v:shape>
-          <o:OLEObject Type="Embed" ProgID="Equation.DSMT4" ShapeID="_x0000_i1057" DrawAspect="Content" ObjectID="_1834939456" r:id="rId64"/>
+          <v:shape id="_x0000_i1069" type="#_x0000_t75" style="width:94pt;height:36.5pt" o:ole="">
+            <v:imagedata r:id="rId120" o:title=""/>
+          </v:shape>
+          <o:OLEObject Type="Embed" ProgID="Equation.DSMT4" ShapeID="_x0000_i1069" DrawAspect="Content" ObjectID="_1836496672" r:id="rId121"/>
         </w:object>
       </w:r>
       <w:r>
@@ -1597,7 +2910,7 @@
           <w:b/>
         </w:rPr>
         <w:pict>
-          <v:shape id="_x0000_i1110" type="#_x0000_t136" style="width:42pt;height:22.5pt">
+          <v:shape id="_x0000_i1070" type="#_x0000_t136" style="width:42pt;height:22.5pt">
             <v:shadow color="#868686"/>
             <v:textpath style="font-family:&quot;Arial Black&quot;;font-size:16pt;v-text-kern:t" trim="t" fitpath="t" string="2007"/>
           </v:shape>
@@ -1623,10 +2936,10 @@
           <w:position w:val="-28"/>
         </w:rPr>
         <w:object w:dxaOrig="960" w:dyaOrig="680">
-          <v:shape id="_x0000_i1058" type="#_x0000_t75" style="width:47.5pt;height:33.5pt" o:ole="">
-            <v:imagedata r:id="rId65" o:title=""/>
-          </v:shape>
-          <o:OLEObject Type="Embed" ProgID="Equation.DSMT4" ShapeID="_x0000_i1058" DrawAspect="Content" ObjectID="_1834939457" r:id="rId66"/>
+          <v:shape id="_x0000_i1071" type="#_x0000_t75" style="width:47.5pt;height:33.5pt" o:ole="">
+            <v:imagedata r:id="rId122" o:title=""/>
+          </v:shape>
+          <o:OLEObject Type="Embed" ProgID="Equation.DSMT4" ShapeID="_x0000_i1071" DrawAspect="Content" ObjectID="_1836496673" r:id="rId123"/>
         </w:object>
       </w:r>
       <w:r>
@@ -1645,10 +2958,10 @@
           <w:position w:val="-28"/>
         </w:rPr>
         <w:object w:dxaOrig="3920" w:dyaOrig="680">
-          <v:shape id="_x0000_i1059" type="#_x0000_t75" style="width:195.5pt;height:33.5pt" o:ole="">
-            <v:imagedata r:id="rId67" o:title=""/>
-          </v:shape>
-          <o:OLEObject Type="Embed" ProgID="Equation.DSMT4" ShapeID="_x0000_i1059" DrawAspect="Content" ObjectID="_1834939458" r:id="rId68"/>
+          <v:shape id="_x0000_i1072" type="#_x0000_t75" style="width:195.5pt;height:33.5pt" o:ole="">
+            <v:imagedata r:id="rId124" o:title=""/>
+          </v:shape>
+          <o:OLEObject Type="Embed" ProgID="Equation.DSMT4" ShapeID="_x0000_i1072" DrawAspect="Content" ObjectID="_1836496674" r:id="rId125"/>
         </w:object>
       </w:r>
       <w:r>
@@ -1676,10 +2989,10 @@
           <w:position w:val="-10"/>
         </w:rPr>
         <w:object w:dxaOrig="560" w:dyaOrig="320">
-          <v:shape id="_x0000_i1060" type="#_x0000_t75" style="width:28.5pt;height:16pt" o:ole="">
-            <v:imagedata r:id="rId69" o:title=""/>
-          </v:shape>
-          <o:OLEObject Type="Embed" ProgID="Equation.DSMT4" ShapeID="_x0000_i1060" DrawAspect="Content" ObjectID="_1834939459" r:id="rId70"/>
+          <v:shape id="_x0000_i1073" type="#_x0000_t75" style="width:28.5pt;height:16pt" o:ole="">
+            <v:imagedata r:id="rId126" o:title=""/>
+          </v:shape>
+          <o:OLEObject Type="Embed" ProgID="Equation.DSMT4" ShapeID="_x0000_i1073" DrawAspect="Content" ObjectID="_1836496675" r:id="rId127"/>
         </w:object>
       </w:r>
       <w:r>
@@ -1703,10 +3016,10 @@
           <w:position w:val="-28"/>
         </w:rPr>
         <w:object w:dxaOrig="960" w:dyaOrig="680">
-          <v:shape id="_x0000_i1061" type="#_x0000_t75" style="width:47.5pt;height:33.5pt" o:ole="">
-            <v:imagedata r:id="rId71" o:title=""/>
-          </v:shape>
-          <o:OLEObject Type="Embed" ProgID="Equation.DSMT4" ShapeID="_x0000_i1061" DrawAspect="Content" ObjectID="_1834939460" r:id="rId72"/>
+          <v:shape id="_x0000_i1074" type="#_x0000_t75" style="width:47.5pt;height:33.5pt" o:ole="">
+            <v:imagedata r:id="rId128" o:title=""/>
+          </v:shape>
+          <o:OLEObject Type="Embed" ProgID="Equation.DSMT4" ShapeID="_x0000_i1074" DrawAspect="Content" ObjectID="_1836496676" r:id="rId129"/>
         </w:object>
       </w:r>
     </w:p>
@@ -1726,10 +3039,10 @@
           <w:position w:val="-28"/>
         </w:rPr>
         <w:object w:dxaOrig="960" w:dyaOrig="680">
-          <v:shape id="_x0000_i1062" type="#_x0000_t75" style="width:47.5pt;height:33.5pt" o:ole="">
-            <v:imagedata r:id="rId73" o:title=""/>
-          </v:shape>
-          <o:OLEObject Type="Embed" ProgID="Equation.DSMT4" ShapeID="_x0000_i1062" DrawAspect="Content" ObjectID="_1834939461" r:id="rId74"/>
+          <v:shape id="_x0000_i1075" type="#_x0000_t75" style="width:47.5pt;height:33.5pt" o:ole="">
+            <v:imagedata r:id="rId130" o:title=""/>
+          </v:shape>
+          <o:OLEObject Type="Embed" ProgID="Equation.DSMT4" ShapeID="_x0000_i1075" DrawAspect="Content" ObjectID="_1836496677" r:id="rId131"/>
         </w:object>
       </w:r>
       <w:r>
@@ -1753,10 +3066,10 @@
           <w:position w:val="-28"/>
         </w:rPr>
         <w:object w:dxaOrig="700" w:dyaOrig="680">
-          <v:shape id="_x0000_i1063" type="#_x0000_t75" style="width:35pt;height:33.5pt" o:ole="">
-            <v:imagedata r:id="rId75" o:title=""/>
-          </v:shape>
-          <o:OLEObject Type="Embed" ProgID="Equation.DSMT4" ShapeID="_x0000_i1063" DrawAspect="Content" ObjectID="_1834939462" r:id="rId76"/>
+          <v:shape id="_x0000_i1076" type="#_x0000_t75" style="width:35pt;height:33.5pt" o:ole="">
+            <v:imagedata r:id="rId132" o:title=""/>
+          </v:shape>
+          <o:OLEObject Type="Embed" ProgID="Equation.DSMT4" ShapeID="_x0000_i1076" DrawAspect="Content" ObjectID="_1836496678" r:id="rId133"/>
         </w:object>
       </w:r>
     </w:p>
@@ -1838,7 +3151,7 @@
           <w:b/>
         </w:rPr>
         <w:pict>
-          <v:shape id="_x0000_i1111" type="#_x0000_t136" style="width:42pt;height:22.5pt">
+          <v:shape id="_x0000_i1077" type="#_x0000_t136" style="width:42pt;height:22.5pt">
             <v:shadow color="#868686"/>
             <v:textpath style="font-family:&quot;Arial Black&quot;;font-size:16pt;v-text-kern:t" trim="t" fitpath="t" string="2006"/>
           </v:shape>
@@ -1850,6 +3163,7 @@
         <w:ind w:left="720" w:hanging="720"/>
       </w:pPr>
       <w:r>
+        <w:lastRenderedPageBreak/>
         <w:t>1.</w:t>
       </w:r>
       <w:r>
@@ -1985,7 +3299,7 @@
           <w:b/>
         </w:rPr>
         <w:pict>
-          <v:shape id="_x0000_i1112" type="#_x0000_t136" style="width:42pt;height:22.5pt">
+          <v:shape id="_x0000_i1078" type="#_x0000_t136" style="width:42pt;height:22.5pt">
             <v:shadow color="#868686"/>
             <v:textpath style="font-family:&quot;Arial Black&quot;;font-size:16pt;v-text-kern:t" trim="t" fitpath="t" string="2005"/>
           </v:shape>
@@ -2022,10 +3336,10 @@
           <w:position w:val="-10"/>
         </w:rPr>
         <w:object w:dxaOrig="1140" w:dyaOrig="320">
-          <v:shape id="_x0000_i1064" type="#_x0000_t75" style="width:57.5pt;height:16pt" o:ole="">
-            <v:imagedata r:id="rId77" o:title=""/>
-          </v:shape>
-          <o:OLEObject Type="Embed" ProgID="Equation.DSMT4" ShapeID="_x0000_i1064" DrawAspect="Content" ObjectID="_1834939463" r:id="rId78"/>
+          <v:shape id="_x0000_i1079" type="#_x0000_t75" style="width:57.5pt;height:16pt" o:ole="">
+            <v:imagedata r:id="rId134" o:title=""/>
+          </v:shape>
+          <o:OLEObject Type="Embed" ProgID="Equation.DSMT4" ShapeID="_x0000_i1079" DrawAspect="Content" ObjectID="_1836496679" r:id="rId135"/>
         </w:object>
       </w:r>
       <w:r>
@@ -2036,10 +3350,10 @@
           <w:position w:val="-28"/>
         </w:rPr>
         <w:object w:dxaOrig="2100" w:dyaOrig="680">
-          <v:shape id="_x0000_i1065" type="#_x0000_t75" style="width:105pt;height:33.5pt" o:ole="">
-            <v:imagedata r:id="rId79" o:title=""/>
-          </v:shape>
-          <o:OLEObject Type="Embed" ProgID="Equation.DSMT4" ShapeID="_x0000_i1065" DrawAspect="Content" ObjectID="_1834939464" r:id="rId80"/>
+          <v:shape id="_x0000_i1080" type="#_x0000_t75" style="width:105pt;height:33.5pt" o:ole="">
+            <v:imagedata r:id="rId136" o:title=""/>
+          </v:shape>
+          <o:OLEObject Type="Embed" ProgID="Equation.DSMT4" ShapeID="_x0000_i1080" DrawAspect="Content" ObjectID="_1836496680" r:id="rId137"/>
         </w:object>
       </w:r>
       <w:r>
@@ -2059,10 +3373,10 @@
           <w:position w:val="-28"/>
         </w:rPr>
         <w:object w:dxaOrig="700" w:dyaOrig="680">
-          <v:shape id="_x0000_i1066" type="#_x0000_t75" style="width:35pt;height:33.5pt" o:ole="">
-            <v:imagedata r:id="rId81" o:title=""/>
-          </v:shape>
-          <o:OLEObject Type="Embed" ProgID="Equation.DSMT4" ShapeID="_x0000_i1066" DrawAspect="Content" ObjectID="_1834939465" r:id="rId82"/>
+          <v:shape id="_x0000_i1081" type="#_x0000_t75" style="width:35pt;height:33.5pt" o:ole="">
+            <v:imagedata r:id="rId138" o:title=""/>
+          </v:shape>
+          <o:OLEObject Type="Embed" ProgID="Equation.DSMT4" ShapeID="_x0000_i1081" DrawAspect="Content" ObjectID="_1836496681" r:id="rId139"/>
         </w:object>
       </w:r>
       <w:r>
@@ -2086,10 +3400,10 @@
           <w:position w:val="-28"/>
         </w:rPr>
         <w:object w:dxaOrig="700" w:dyaOrig="680">
-          <v:shape id="_x0000_i1067" type="#_x0000_t75" style="width:35pt;height:33.5pt" o:ole="">
-            <v:imagedata r:id="rId83" o:title=""/>
-          </v:shape>
-          <o:OLEObject Type="Embed" ProgID="Equation.DSMT4" ShapeID="_x0000_i1067" DrawAspect="Content" ObjectID="_1834939466" r:id="rId84"/>
+          <v:shape id="_x0000_i1082" type="#_x0000_t75" style="width:35pt;height:33.5pt" o:ole="">
+            <v:imagedata r:id="rId140" o:title=""/>
+          </v:shape>
+          <o:OLEObject Type="Embed" ProgID="Equation.DSMT4" ShapeID="_x0000_i1082" DrawAspect="Content" ObjectID="_1836496682" r:id="rId141"/>
         </w:object>
       </w:r>
     </w:p>
@@ -2106,10 +3420,10 @@
           <w:position w:val="-28"/>
         </w:rPr>
         <w:object w:dxaOrig="960" w:dyaOrig="680">
-          <v:shape id="_x0000_i1068" type="#_x0000_t75" style="width:47.5pt;height:33.5pt" o:ole="">
-            <v:imagedata r:id="rId85" o:title=""/>
-          </v:shape>
-          <o:OLEObject Type="Embed" ProgID="Equation.DSMT4" ShapeID="_x0000_i1068" DrawAspect="Content" ObjectID="_1834939467" r:id="rId86"/>
+          <v:shape id="_x0000_i1083" type="#_x0000_t75" style="width:47.5pt;height:33.5pt" o:ole="">
+            <v:imagedata r:id="rId142" o:title=""/>
+          </v:shape>
+          <o:OLEObject Type="Embed" ProgID="Equation.DSMT4" ShapeID="_x0000_i1083" DrawAspect="Content" ObjectID="_1836496683" r:id="rId143"/>
         </w:object>
       </w:r>
       <w:r>
@@ -2133,10 +3447,10 @@
           <w:position w:val="-28"/>
         </w:rPr>
         <w:object w:dxaOrig="960" w:dyaOrig="680">
-          <v:shape id="_x0000_i1069" type="#_x0000_t75" style="width:47.5pt;height:33.5pt" o:ole="">
-            <v:imagedata r:id="rId87" o:title=""/>
-          </v:shape>
-          <o:OLEObject Type="Embed" ProgID="Equation.DSMT4" ShapeID="_x0000_i1069" DrawAspect="Content" ObjectID="_1834939468" r:id="rId88"/>
+          <v:shape id="_x0000_i1084" type="#_x0000_t75" style="width:47.5pt;height:33.5pt" o:ole="">
+            <v:imagedata r:id="rId144" o:title=""/>
+          </v:shape>
+          <o:OLEObject Type="Embed" ProgID="Equation.DSMT4" ShapeID="_x0000_i1084" DrawAspect="Content" ObjectID="_1836496684" r:id="rId145"/>
         </w:object>
       </w:r>
       <w:r>
@@ -2194,7 +3508,7 @@
           <w:b/>
         </w:rPr>
         <w:pict>
-          <v:shape id="_x0000_i1113" type="#_x0000_t136" style="width:42pt;height:22.5pt">
+          <v:shape id="_x0000_i1085" type="#_x0000_t136" style="width:42pt;height:22.5pt">
             <v:shadow color="#868686"/>
             <v:textpath style="font-family:&quot;Arial Black&quot;;font-size:16pt;v-text-kern:t" trim="t" fitpath="t" string="2004"/>
           </v:shape>
@@ -2206,465 +3520,465 @@
         <w:ind w:left="720" w:hanging="720"/>
       </w:pPr>
       <w:r>
+        <w:t>1</w:t>
+      </w:r>
+      <w:r>
+        <w:t>.</w:t>
+      </w:r>
+      <w:r>
+        <w:tab/>
+        <w:t xml:space="preserve">The range of the function f(x) = </w:t>
+      </w:r>
+      <w:r>
+        <w:rPr>
+          <w:position w:val="-12"/>
+        </w:rPr>
+        <w:object w:dxaOrig="680" w:dyaOrig="380">
+          <v:shape id="_x0000_i1086" type="#_x0000_t75" style="width:33.5pt;height:18.5pt" o:ole="">
+            <v:imagedata r:id="rId146" o:title=""/>
+          </v:shape>
+          <o:OLEObject Type="Embed" ProgID="Equation.DSMT4" ShapeID="_x0000_i1086" DrawAspect="Content" ObjectID="_1836496685" r:id="rId147"/>
+        </w:object>
+      </w:r>
+      <w:r>
+        <w:t xml:space="preserve"> is</w:t>
+      </w:r>
+    </w:p>
+    <w:p>
+      <w:pPr>
+        <w:ind w:left="720" w:hanging="720"/>
+      </w:pPr>
+      <w:r>
+        <w:tab/>
+        <w:t xml:space="preserve">(1)  </w:t>
+      </w:r>
+      <w:proofErr w:type="gramStart"/>
+      <w:r>
+        <w:t>{ 1</w:t>
+      </w:r>
+      <w:proofErr w:type="gramEnd"/>
+      <w:r>
+        <w:t>, 2, 3}</w:t>
+      </w:r>
+      <w:r>
+        <w:tab/>
+      </w:r>
+      <w:r>
+        <w:tab/>
+      </w:r>
+      <w:r>
+        <w:tab/>
+      </w:r>
+      <w:r>
+        <w:tab/>
+      </w:r>
+      <w:r>
+        <w:tab/>
+        <w:t xml:space="preserve">(2) {1,2,3,4,5} </w:t>
+      </w:r>
+    </w:p>
+    <w:p>
+      <w:pPr>
+        <w:ind w:left="720" w:hanging="720"/>
+      </w:pPr>
+      <w:r>
+        <w:tab/>
+        <w:t>(3)  {1,2,3,4}</w:t>
+      </w:r>
+      <w:r>
+        <w:tab/>
+      </w:r>
+      <w:r>
+        <w:tab/>
+      </w:r>
+      <w:r>
+        <w:tab/>
+      </w:r>
+      <w:r>
+        <w:tab/>
+      </w:r>
+      <w:r>
+        <w:tab/>
+        <w:t>(4)  {1,2,3,4,5,6}</w:t>
+      </w:r>
+      <w:r>
+        <w:tab/>
+      </w:r>
+      <w:r>
+        <w:tab/>
+      </w:r>
+      <w:r>
+        <w:tab/>
+      </w:r>
+      <w:r>
+        <w:tab/>
+      </w:r>
+    </w:p>
+    <w:p>
+      <w:r>
+        <w:t>2.</w:t>
+      </w:r>
+      <w:r>
+        <w:tab/>
+        <w:t xml:space="preserve">If </w:t>
+      </w:r>
+      <w:proofErr w:type="gramStart"/>
+      <w:r>
+        <w:t>f :</w:t>
+      </w:r>
+      <w:proofErr w:type="gramEnd"/>
+      <w:r>
+        <w:t xml:space="preserve"> </w:t>
+      </w:r>
+      <w:r>
+        <w:rPr>
+          <w:position w:val="-6"/>
+        </w:rPr>
+        <w:object w:dxaOrig="720" w:dyaOrig="279">
+          <v:shape id="_x0000_i1087" type="#_x0000_t75" style="width:36.5pt;height:14pt" o:ole="">
+            <v:imagedata r:id="rId148" o:title=""/>
+          </v:shape>
+          <o:OLEObject Type="Embed" ProgID="Equation.DSMT4" ShapeID="_x0000_i1087" DrawAspect="Content" ObjectID="_1836496686" r:id="rId149"/>
+        </w:object>
+      </w:r>
+      <w:r>
+        <w:t xml:space="preserve">, defined by </w:t>
+      </w:r>
+      <w:r>
+        <w:rPr>
+          <w:position w:val="-10"/>
+        </w:rPr>
+        <w:object w:dxaOrig="2500" w:dyaOrig="380">
+          <v:shape id="_x0000_i1088" type="#_x0000_t75" style="width:125.5pt;height:18.5pt" o:ole="">
+            <v:imagedata r:id="rId150" o:title=""/>
+          </v:shape>
+          <o:OLEObject Type="Embed" ProgID="Equation.DSMT4" ShapeID="_x0000_i1088" DrawAspect="Content" ObjectID="_1836496687" r:id="rId151"/>
+        </w:object>
+      </w:r>
+      <w:r>
+        <w:t>, is onto, then the interval of S is</w:t>
+      </w:r>
+    </w:p>
+    <w:p>
+      <w:r>
+        <w:tab/>
+        <w:t>(1)  [0</w:t>
+      </w:r>
+      <w:proofErr w:type="gramStart"/>
+      <w:r>
+        <w:t>,3</w:t>
+      </w:r>
+      <w:proofErr w:type="gramEnd"/>
+      <w:r>
+        <w:t>]</w:t>
+      </w:r>
+      <w:r>
+        <w:tab/>
+      </w:r>
+      <w:r>
+        <w:tab/>
+      </w:r>
+      <w:r>
+        <w:tab/>
+      </w:r>
+      <w:r>
+        <w:tab/>
+      </w:r>
+      <w:r>
+        <w:tab/>
+        <w:t>(2)  [-1,1]</w:t>
+      </w:r>
+    </w:p>
+    <w:p>
+      <w:pPr>
+        <w:rPr>
+          <w:b/>
+        </w:rPr>
+      </w:pPr>
+      <w:r>
+        <w:tab/>
+        <w:t>(3)  [0</w:t>
+      </w:r>
+      <w:proofErr w:type="gramStart"/>
+      <w:r>
+        <w:t>,1</w:t>
+      </w:r>
+      <w:proofErr w:type="gramEnd"/>
+      <w:r>
+        <w:t>]</w:t>
+      </w:r>
+      <w:r>
+        <w:tab/>
+      </w:r>
+      <w:r>
+        <w:tab/>
+      </w:r>
+      <w:r>
+        <w:tab/>
+      </w:r>
+      <w:r>
+        <w:tab/>
+      </w:r>
+      <w:r>
+        <w:tab/>
+        <w:t xml:space="preserve">(4)  [-1,-3]   </w:t>
+      </w:r>
+      <w:r>
+        <w:tab/>
+      </w:r>
+      <w:r>
+        <w:tab/>
+      </w:r>
+      <w:r>
+        <w:tab/>
+      </w:r>
+      <w:r>
+        <w:tab/>
+      </w:r>
+    </w:p>
+    <w:p>
+      <w:r>
+        <w:t xml:space="preserve">3. </w:t>
+      </w:r>
+      <w:r>
+        <w:tab/>
+        <w:t xml:space="preserve">The graph of the function </w:t>
+      </w:r>
+      <w:r>
+        <w:rPr>
+          <w:position w:val="-10"/>
+        </w:rPr>
+        <w:object w:dxaOrig="920" w:dyaOrig="320">
+          <v:shape id="_x0000_i1089" type="#_x0000_t75" style="width:46pt;height:16pt" o:ole="">
+            <v:imagedata r:id="rId152" o:title=""/>
+          </v:shape>
+          <o:OLEObject Type="Embed" ProgID="Equation.DSMT4" ShapeID="_x0000_i1089" DrawAspect="Content" ObjectID="_1836496688" r:id="rId153"/>
+        </w:object>
+      </w:r>
+      <w:r>
+        <w:t xml:space="preserve"> is symmetrical about the line x = </w:t>
+      </w:r>
+      <w:proofErr w:type="gramStart"/>
+      <w:r>
+        <w:t>2 ,</w:t>
+      </w:r>
+      <w:proofErr w:type="gramEnd"/>
+      <w:r>
+        <w:t xml:space="preserve"> then </w:t>
+      </w:r>
+    </w:p>
+    <w:p>
+      <w:r>
+        <w:tab/>
+        <w:t xml:space="preserve">(1)  </w:t>
+      </w:r>
+      <w:proofErr w:type="gramStart"/>
+      <w:r>
+        <w:t>f(</w:t>
+      </w:r>
+      <w:proofErr w:type="gramEnd"/>
+      <w:r>
+        <w:t>x + 2) = f(x -2)</w:t>
+      </w:r>
+      <w:r>
+        <w:tab/>
+      </w:r>
+      <w:r>
+        <w:tab/>
+      </w:r>
+      <w:r>
+        <w:tab/>
+      </w:r>
+      <w:r>
+        <w:tab/>
+        <w:t>(2) f(2+x) = f(2-x)</w:t>
+      </w:r>
+    </w:p>
+    <w:p>
+      <w:pPr>
+        <w:rPr>
+          <w:b/>
+        </w:rPr>
+      </w:pPr>
+      <w:r>
+        <w:tab/>
+        <w:t xml:space="preserve">(3)  </w:t>
+      </w:r>
+      <w:proofErr w:type="gramStart"/>
+      <w:r>
+        <w:t>f(</w:t>
+      </w:r>
+      <w:proofErr w:type="gramEnd"/>
+      <w:r>
+        <w:t xml:space="preserve">x) = f(-x) </w:t>
+      </w:r>
+      <w:r>
+        <w:tab/>
+      </w:r>
+      <w:r>
+        <w:tab/>
+      </w:r>
+      <w:r>
+        <w:tab/>
+      </w:r>
+      <w:r>
+        <w:tab/>
+      </w:r>
+      <w:r>
+        <w:tab/>
+        <w:t>(4)  f(x) = -f(-x)</w:t>
+      </w:r>
+      <w:r>
+        <w:tab/>
+      </w:r>
+      <w:r>
+        <w:tab/>
+      </w:r>
+      <w:r>
+        <w:tab/>
+      </w:r>
+      <w:r>
+        <w:tab/>
+      </w:r>
+    </w:p>
+    <w:p>
+      <w:r>
+        <w:t xml:space="preserve">4.  </w:t>
+      </w:r>
+      <w:r>
+        <w:tab/>
+        <w:t xml:space="preserve">The domain of the function </w:t>
+      </w:r>
+      <w:r>
+        <w:rPr>
+          <w:position w:val="-30"/>
+        </w:rPr>
+        <w:object w:dxaOrig="1880" w:dyaOrig="720">
+          <v:shape id="_x0000_i1090" type="#_x0000_t75" style="width:94pt;height:36.5pt" o:ole="">
+            <v:imagedata r:id="rId154" o:title=""/>
+          </v:shape>
+          <o:OLEObject Type="Embed" ProgID="Equation.DSMT4" ShapeID="_x0000_i1090" DrawAspect="Content" ObjectID="_1836496689" r:id="rId155"/>
+        </w:object>
+      </w:r>
+      <w:r>
+        <w:t xml:space="preserve"> is</w:t>
+      </w:r>
+    </w:p>
+    <w:p>
+      <w:r>
+        <w:tab/>
+        <w:t>(1)  [2</w:t>
+      </w:r>
+      <w:proofErr w:type="gramStart"/>
+      <w:r>
+        <w:t>,3</w:t>
+      </w:r>
+      <w:proofErr w:type="gramEnd"/>
+      <w:r>
+        <w:t>]</w:t>
+      </w:r>
+      <w:r>
+        <w:tab/>
+      </w:r>
+      <w:r>
+        <w:tab/>
+      </w:r>
+      <w:r>
+        <w:tab/>
+      </w:r>
+      <w:r>
+        <w:tab/>
+      </w:r>
+      <w:r>
+        <w:tab/>
+        <w:t>(2)  [2,3)</w:t>
+      </w:r>
+    </w:p>
+    <w:p>
+      <w:r>
+        <w:tab/>
+        <w:t>(3)  [1</w:t>
+      </w:r>
+      <w:proofErr w:type="gramStart"/>
+      <w:r>
+        <w:t>,2</w:t>
+      </w:r>
+      <w:proofErr w:type="gramEnd"/>
+      <w:r>
+        <w:t xml:space="preserve">] </w:t>
+      </w:r>
+      <w:r>
+        <w:tab/>
+      </w:r>
+      <w:r>
+        <w:tab/>
+      </w:r>
+      <w:r>
+        <w:tab/>
+      </w:r>
+      <w:r>
+        <w:tab/>
+      </w:r>
+      <w:r>
+        <w:tab/>
+        <w:t>(4)  [1,2)</w:t>
+      </w:r>
+      <w:r>
+        <w:tab/>
+      </w:r>
+      <w:r>
+        <w:tab/>
+      </w:r>
+      <w:r>
+        <w:tab/>
+      </w:r>
+    </w:p>
+    <w:p>
+      <w:pPr>
+        <w:rPr>
+          <w:b/>
+        </w:rPr>
+      </w:pPr>
+      <w:r>
         <w:lastRenderedPageBreak/>
-        <w:t>1</w:t>
-      </w:r>
-      <w:r>
-        <w:t>.</w:t>
-      </w:r>
-      <w:r>
-        <w:tab/>
-        <w:t xml:space="preserve">The range of the function f(x) = </w:t>
-      </w:r>
-      <w:r>
-        <w:rPr>
-          <w:position w:val="-12"/>
-        </w:rPr>
-        <w:object w:dxaOrig="680" w:dyaOrig="380">
-          <v:shape id="_x0000_i1070" type="#_x0000_t75" style="width:33.5pt;height:18.5pt" o:ole="">
-            <v:imagedata r:id="rId89" o:title=""/>
-          </v:shape>
-          <o:OLEObject Type="Embed" ProgID="Equation.DSMT4" ShapeID="_x0000_i1070" DrawAspect="Content" ObjectID="_1834939469" r:id="rId90"/>
-        </w:object>
-      </w:r>
-      <w:r>
-        <w:t xml:space="preserve"> is</w:t>
-      </w:r>
-    </w:p>
-    <w:p>
-      <w:pPr>
-        <w:ind w:left="720" w:hanging="720"/>
-      </w:pPr>
-      <w:r>
-        <w:tab/>
-        <w:t xml:space="preserve">(1)  </w:t>
-      </w:r>
-      <w:proofErr w:type="gramStart"/>
-      <w:r>
-        <w:t>{ 1</w:t>
-      </w:r>
-      <w:proofErr w:type="gramEnd"/>
-      <w:r>
-        <w:t>, 2, 3}</w:t>
-      </w:r>
-      <w:r>
-        <w:tab/>
-      </w:r>
-      <w:r>
-        <w:tab/>
-      </w:r>
-      <w:r>
-        <w:tab/>
-      </w:r>
-      <w:r>
-        <w:tab/>
-      </w:r>
-      <w:r>
-        <w:tab/>
-        <w:t xml:space="preserve">(2) {1,2,3,4,5} </w:t>
-      </w:r>
-    </w:p>
-    <w:p>
-      <w:pPr>
-        <w:ind w:left="720" w:hanging="720"/>
-      </w:pPr>
-      <w:r>
-        <w:tab/>
-        <w:t>(3)  {1,2,3,4}</w:t>
-      </w:r>
-      <w:r>
-        <w:tab/>
-      </w:r>
-      <w:r>
-        <w:tab/>
-      </w:r>
-      <w:r>
-        <w:tab/>
-      </w:r>
-      <w:r>
-        <w:tab/>
-      </w:r>
-      <w:r>
-        <w:tab/>
-        <w:t>(4)  {1,2,3,4,5,6}</w:t>
-      </w:r>
-      <w:r>
-        <w:tab/>
-      </w:r>
-      <w:r>
-        <w:tab/>
-      </w:r>
-      <w:r>
-        <w:tab/>
-      </w:r>
-      <w:r>
-        <w:tab/>
-      </w:r>
-    </w:p>
-    <w:p>
-      <w:r>
-        <w:t>2.</w:t>
-      </w:r>
-      <w:r>
-        <w:tab/>
-        <w:t xml:space="preserve">If </w:t>
-      </w:r>
-      <w:proofErr w:type="gramStart"/>
-      <w:r>
-        <w:t>f :</w:t>
-      </w:r>
-      <w:proofErr w:type="gramEnd"/>
-      <w:r>
-        <w:t xml:space="preserve"> </w:t>
-      </w:r>
-      <w:r>
-        <w:rPr>
-          <w:position w:val="-6"/>
-        </w:rPr>
-        <w:object w:dxaOrig="720" w:dyaOrig="279">
-          <v:shape id="_x0000_i1071" type="#_x0000_t75" style="width:36.5pt;height:14pt" o:ole="">
-            <v:imagedata r:id="rId91" o:title=""/>
-          </v:shape>
-          <o:OLEObject Type="Embed" ProgID="Equation.DSMT4" ShapeID="_x0000_i1071" DrawAspect="Content" ObjectID="_1834939470" r:id="rId92"/>
-        </w:object>
-      </w:r>
-      <w:r>
-        <w:t xml:space="preserve">, defined by </w:t>
-      </w:r>
-      <w:r>
-        <w:rPr>
-          <w:position w:val="-10"/>
-        </w:rPr>
-        <w:object w:dxaOrig="2500" w:dyaOrig="380">
-          <v:shape id="_x0000_i1072" type="#_x0000_t75" style="width:125.5pt;height:18.5pt" o:ole="">
-            <v:imagedata r:id="rId93" o:title=""/>
-          </v:shape>
-          <o:OLEObject Type="Embed" ProgID="Equation.DSMT4" ShapeID="_x0000_i1072" DrawAspect="Content" ObjectID="_1834939471" r:id="rId94"/>
-        </w:object>
-      </w:r>
-      <w:r>
-        <w:t>, is onto, then the interval of S is</w:t>
-      </w:r>
-    </w:p>
-    <w:p>
-      <w:r>
-        <w:tab/>
-        <w:t>(1)  [0</w:t>
-      </w:r>
-      <w:proofErr w:type="gramStart"/>
-      <w:r>
-        <w:t>,3</w:t>
-      </w:r>
-      <w:proofErr w:type="gramEnd"/>
-      <w:r>
-        <w:t>]</w:t>
-      </w:r>
-      <w:r>
-        <w:tab/>
-      </w:r>
-      <w:r>
-        <w:tab/>
-      </w:r>
-      <w:r>
-        <w:tab/>
-      </w:r>
-      <w:r>
-        <w:tab/>
-      </w:r>
-      <w:r>
-        <w:tab/>
-        <w:t>(2)  [-1,1]</w:t>
-      </w:r>
-    </w:p>
-    <w:p>
-      <w:pPr>
+        <w:tab/>
+      </w:r>
+      <w:r>
+        <w:tab/>
+      </w:r>
+      <w:r>
+        <w:tab/>
+      </w:r>
+      <w:r>
+        <w:tab/>
+      </w:r>
+      <w:r>
+        <w:tab/>
+      </w:r>
+      <w:r>
+        <w:tab/>
+      </w:r>
+      <w:r>
+        <w:tab/>
+      </w:r>
+      <w:r>
+        <w:tab/>
+      </w:r>
+      <w:r>
+        <w:tab/>
+      </w:r>
+      <w:r>
+        <w:tab/>
+      </w:r>
+      <w:r>
+        <w:tab/>
+      </w:r>
+      <w:r>
         <w:rPr>
           <w:b/>
         </w:rPr>
-      </w:pPr>
-      <w:r>
-        <w:tab/>
-        <w:t>(3)  [0</w:t>
-      </w:r>
-      <w:proofErr w:type="gramStart"/>
-      <w:r>
-        <w:t>,1</w:t>
-      </w:r>
-      <w:proofErr w:type="gramEnd"/>
-      <w:r>
-        <w:t>]</w:t>
-      </w:r>
-      <w:r>
-        <w:tab/>
-      </w:r>
-      <w:r>
-        <w:tab/>
-      </w:r>
-      <w:r>
-        <w:tab/>
-      </w:r>
-      <w:r>
-        <w:tab/>
-      </w:r>
-      <w:r>
-        <w:tab/>
-        <w:t xml:space="preserve">(4)  [-1,-3]   </w:t>
-      </w:r>
-      <w:r>
-        <w:tab/>
-      </w:r>
-      <w:r>
-        <w:tab/>
-      </w:r>
-      <w:r>
-        <w:tab/>
-      </w:r>
-      <w:r>
-        <w:tab/>
-      </w:r>
-    </w:p>
-    <w:p>
-      <w:r>
-        <w:t xml:space="preserve">3. </w:t>
-      </w:r>
-      <w:r>
-        <w:tab/>
-        <w:t xml:space="preserve">The graph of the function </w:t>
-      </w:r>
-      <w:r>
-        <w:rPr>
-          <w:position w:val="-10"/>
-        </w:rPr>
-        <w:object w:dxaOrig="920" w:dyaOrig="320">
-          <v:shape id="_x0000_i1073" type="#_x0000_t75" style="width:46pt;height:16pt" o:ole="">
-            <v:imagedata r:id="rId95" o:title=""/>
-          </v:shape>
-          <o:OLEObject Type="Embed" ProgID="Equation.DSMT4" ShapeID="_x0000_i1073" DrawAspect="Content" ObjectID="_1834939472" r:id="rId96"/>
-        </w:object>
-      </w:r>
-      <w:r>
-        <w:t xml:space="preserve"> is symmetrical about the line x = </w:t>
-      </w:r>
-      <w:proofErr w:type="gramStart"/>
-      <w:r>
-        <w:t>2 ,</w:t>
-      </w:r>
-      <w:proofErr w:type="gramEnd"/>
-      <w:r>
-        <w:t xml:space="preserve"> then </w:t>
-      </w:r>
-    </w:p>
-    <w:p>
-      <w:r>
-        <w:tab/>
-        <w:t xml:space="preserve">(1)  </w:t>
-      </w:r>
-      <w:proofErr w:type="gramStart"/>
-      <w:r>
-        <w:t>f(</w:t>
-      </w:r>
-      <w:proofErr w:type="gramEnd"/>
-      <w:r>
-        <w:t>x + 2) = f(x -2)</w:t>
-      </w:r>
-      <w:r>
-        <w:tab/>
-      </w:r>
-      <w:r>
-        <w:tab/>
-      </w:r>
-      <w:r>
-        <w:tab/>
-      </w:r>
-      <w:r>
-        <w:tab/>
-        <w:t>(2) f(2+x) = f(2-x)</w:t>
-      </w:r>
-    </w:p>
-    <w:p>
-      <w:pPr>
-        <w:rPr>
-          <w:b/>
-        </w:rPr>
-      </w:pPr>
-      <w:r>
-        <w:tab/>
-        <w:t xml:space="preserve">(3)  </w:t>
-      </w:r>
-      <w:proofErr w:type="gramStart"/>
-      <w:r>
-        <w:t>f(</w:t>
-      </w:r>
-      <w:proofErr w:type="gramEnd"/>
-      <w:r>
-        <w:t xml:space="preserve">x) = f(-x) </w:t>
-      </w:r>
-      <w:r>
-        <w:tab/>
-      </w:r>
-      <w:r>
-        <w:tab/>
-      </w:r>
-      <w:r>
-        <w:tab/>
-      </w:r>
-      <w:r>
-        <w:tab/>
-      </w:r>
-      <w:r>
-        <w:tab/>
-        <w:t>(4)  f(x) = -f(-x)</w:t>
-      </w:r>
-      <w:r>
-        <w:tab/>
-      </w:r>
-      <w:r>
-        <w:tab/>
-      </w:r>
-      <w:r>
-        <w:tab/>
-      </w:r>
-      <w:r>
-        <w:tab/>
-      </w:r>
-    </w:p>
-    <w:p>
-      <w:r>
-        <w:t xml:space="preserve">4.  </w:t>
-      </w:r>
-      <w:r>
-        <w:tab/>
-        <w:t xml:space="preserve">The domain of the function </w:t>
-      </w:r>
-      <w:r>
-        <w:rPr>
-          <w:position w:val="-30"/>
-        </w:rPr>
-        <w:object w:dxaOrig="1880" w:dyaOrig="720">
-          <v:shape id="_x0000_i1074" type="#_x0000_t75" style="width:94pt;height:36.5pt" o:ole="">
-            <v:imagedata r:id="rId97" o:title=""/>
-          </v:shape>
-          <o:OLEObject Type="Embed" ProgID="Equation.DSMT4" ShapeID="_x0000_i1074" DrawAspect="Content" ObjectID="_1834939473" r:id="rId98"/>
-        </w:object>
-      </w:r>
-      <w:r>
-        <w:t xml:space="preserve"> is</w:t>
-      </w:r>
-    </w:p>
-    <w:p>
-      <w:r>
-        <w:tab/>
-        <w:t>(1)  [2</w:t>
-      </w:r>
-      <w:proofErr w:type="gramStart"/>
-      <w:r>
-        <w:t>,3</w:t>
-      </w:r>
-      <w:proofErr w:type="gramEnd"/>
-      <w:r>
-        <w:t>]</w:t>
-      </w:r>
-      <w:r>
-        <w:tab/>
-      </w:r>
-      <w:r>
-        <w:tab/>
-      </w:r>
-      <w:r>
-        <w:tab/>
-      </w:r>
-      <w:r>
-        <w:tab/>
-      </w:r>
-      <w:r>
-        <w:tab/>
-        <w:t>(2)  [2,3)</w:t>
-      </w:r>
-    </w:p>
-    <w:p>
-      <w:r>
-        <w:tab/>
-        <w:t>(3)  [1</w:t>
-      </w:r>
-      <w:proofErr w:type="gramStart"/>
-      <w:r>
-        <w:t>,2</w:t>
-      </w:r>
-      <w:proofErr w:type="gramEnd"/>
-      <w:r>
-        <w:t xml:space="preserve">] </w:t>
-      </w:r>
-      <w:r>
-        <w:tab/>
-      </w:r>
-      <w:r>
-        <w:tab/>
-      </w:r>
-      <w:r>
-        <w:tab/>
-      </w:r>
-      <w:r>
-        <w:tab/>
-      </w:r>
-      <w:r>
-        <w:tab/>
-        <w:t>(4)  [1,2)</w:t>
-      </w:r>
-      <w:r>
-        <w:tab/>
-      </w:r>
-      <w:r>
-        <w:tab/>
-      </w:r>
-      <w:r>
-        <w:tab/>
-      </w:r>
-    </w:p>
-    <w:p>
-      <w:pPr>
-        <w:rPr>
-          <w:b/>
-        </w:rPr>
-      </w:pPr>
-      <w:r>
-        <w:tab/>
-      </w:r>
-      <w:r>
-        <w:tab/>
-      </w:r>
-      <w:r>
-        <w:tab/>
-      </w:r>
-      <w:r>
-        <w:tab/>
-      </w:r>
-      <w:r>
-        <w:tab/>
-      </w:r>
-      <w:r>
-        <w:tab/>
-      </w:r>
-      <w:r>
-        <w:tab/>
-      </w:r>
-      <w:r>
-        <w:tab/>
-      </w:r>
-      <w:r>
-        <w:tab/>
-      </w:r>
-      <w:r>
-        <w:tab/>
-      </w:r>
-      <w:r>
-        <w:tab/>
-      </w:r>
-      <w:r>
-        <w:rPr>
-          <w:b/>
-        </w:rPr>
         <w:pict>
-          <v:shape id="_x0000_i1114" type="#_x0000_t136" style="width:42pt;height:22.5pt">
+          <v:shape id="_x0000_i1091" type="#_x0000_t136" style="width:42pt;height:22.5pt">
             <v:shadow color="#868686"/>
             <v:textpath style="font-family:&quot;Arial Black&quot;;font-size:16pt;v-text-kern:t" trim="t" fitpath="t" string="2003"/>
           </v:shape>
@@ -2703,10 +4017,10 @@
           <w:position w:val="-60"/>
         </w:rPr>
         <w:object w:dxaOrig="2320" w:dyaOrig="1320">
-          <v:shape id="_x0000_i1075" type="#_x0000_t75" style="width:115.5pt;height:66pt" o:ole="">
-            <v:imagedata r:id="rId99" o:title=""/>
-          </v:shape>
-          <o:OLEObject Type="Embed" ProgID="Equation.DSMT4" ShapeID="_x0000_i1075" DrawAspect="Content" ObjectID="_1834939474" r:id="rId100"/>
+          <v:shape id="_x0000_i1092" type="#_x0000_t75" style="width:115.5pt;height:66pt" o:ole="">
+            <v:imagedata r:id="rId156" o:title=""/>
+          </v:shape>
+          <o:OLEObject Type="Embed" ProgID="Equation.DSMT4" ShapeID="_x0000_i1092" DrawAspect="Content" ObjectID="_1836496690" r:id="rId157"/>
         </w:object>
       </w:r>
       <w:r>
@@ -2789,10 +4103,10 @@
           <w:position w:val="-10"/>
         </w:rPr>
         <w:object w:dxaOrig="1040" w:dyaOrig="320">
-          <v:shape id="_x0000_i1076" type="#_x0000_t75" style="width:51.5pt;height:16pt" o:ole="">
-            <v:imagedata r:id="rId101" o:title=""/>
-          </v:shape>
-          <o:OLEObject Type="Embed" ProgID="Equation.DSMT4" ShapeID="_x0000_i1076" DrawAspect="Content" ObjectID="_1834939475" r:id="rId102"/>
+          <v:shape id="_x0000_i1093" type="#_x0000_t75" style="width:51.5pt;height:16pt" o:ole="">
+            <v:imagedata r:id="rId158" o:title=""/>
+          </v:shape>
+          <o:OLEObject Type="Embed" ProgID="Equation.DSMT4" ShapeID="_x0000_i1093" DrawAspect="Content" ObjectID="_1836496691" r:id="rId159"/>
         </w:object>
       </w:r>
       <w:r>
@@ -2824,10 +4138,10 @@
           <w:position w:val="-28"/>
         </w:rPr>
         <w:object w:dxaOrig="800" w:dyaOrig="680">
-          <v:shape id="_x0000_i1077" type="#_x0000_t75" style="width:39.5pt;height:33.5pt" o:ole="">
-            <v:imagedata r:id="rId103" o:title=""/>
-          </v:shape>
-          <o:OLEObject Type="Embed" ProgID="Equation.DSMT4" ShapeID="_x0000_i1077" DrawAspect="Content" ObjectID="_1834939476" r:id="rId104"/>
+          <v:shape id="_x0000_i1094" type="#_x0000_t75" style="width:39.5pt;height:33.5pt" o:ole="">
+            <v:imagedata r:id="rId160" o:title=""/>
+          </v:shape>
+          <o:OLEObject Type="Embed" ProgID="Equation.DSMT4" ShapeID="_x0000_i1094" DrawAspect="Content" ObjectID="_1836496692" r:id="rId161"/>
         </w:object>
       </w:r>
       <w:r>
@@ -2844,10 +4158,10 @@
           <w:position w:val="-24"/>
         </w:rPr>
         <w:object w:dxaOrig="360" w:dyaOrig="620">
-          <v:shape id="_x0000_i1078" type="#_x0000_t75" style="width:18pt;height:31pt" o:ole="">
-            <v:imagedata r:id="rId105" o:title=""/>
-          </v:shape>
-          <o:OLEObject Type="Embed" ProgID="Equation.DSMT4" ShapeID="_x0000_i1078" DrawAspect="Content" ObjectID="_1834939477" r:id="rId106"/>
+          <v:shape id="_x0000_i1095" type="#_x0000_t75" style="width:18pt;height:31pt" o:ole="">
+            <v:imagedata r:id="rId162" o:title=""/>
+          </v:shape>
+          <o:OLEObject Type="Embed" ProgID="Equation.DSMT4" ShapeID="_x0000_i1095" DrawAspect="Content" ObjectID="_1836496693" r:id="rId163"/>
         </w:object>
       </w:r>
       <w:r>
@@ -2874,10 +4188,10 @@
           <w:position w:val="-24"/>
         </w:rPr>
         <w:object w:dxaOrig="859" w:dyaOrig="660">
-          <v:shape id="_x0000_i1079" type="#_x0000_t75" style="width:43pt;height:33pt" o:ole="">
-            <v:imagedata r:id="rId107" o:title=""/>
-          </v:shape>
-          <o:OLEObject Type="Embed" ProgID="Equation.DSMT4" ShapeID="_x0000_i1079" DrawAspect="Content" ObjectID="_1834939478" r:id="rId108"/>
+          <v:shape id="_x0000_i1096" type="#_x0000_t75" style="width:43pt;height:33pt" o:ole="">
+            <v:imagedata r:id="rId164" o:title=""/>
+          </v:shape>
+          <o:OLEObject Type="Embed" ProgID="Equation.DSMT4" ShapeID="_x0000_i1096" DrawAspect="Content" ObjectID="_1836496694" r:id="rId165"/>
         </w:object>
       </w:r>
     </w:p>
@@ -2888,7 +4202,6 @@
         </w:rPr>
       </w:pPr>
       <w:r>
-        <w:lastRenderedPageBreak/>
         <w:tab/>
         <w:t xml:space="preserve">(3)  </w:t>
       </w:r>
@@ -2921,10 +4234,10 @@
           <w:position w:val="-24"/>
         </w:rPr>
         <w:object w:dxaOrig="940" w:dyaOrig="620">
-          <v:shape id="_x0000_i1080" type="#_x0000_t75" style="width:47pt;height:31pt" o:ole="">
-            <v:imagedata r:id="rId109" o:title=""/>
-          </v:shape>
-          <o:OLEObject Type="Embed" ProgID="Equation.DSMT4" ShapeID="_x0000_i1080" DrawAspect="Content" ObjectID="_1834939479" r:id="rId110"/>
+          <v:shape id="_x0000_i1097" type="#_x0000_t75" style="width:47pt;height:31pt" o:ole="">
+            <v:imagedata r:id="rId166" o:title=""/>
+          </v:shape>
+          <o:OLEObject Type="Embed" ProgID="Equation.DSMT4" ShapeID="_x0000_i1097" DrawAspect="Content" ObjectID="_1836496695" r:id="rId167"/>
         </w:object>
       </w:r>
       <w:r>
@@ -2961,10 +4274,10 @@
           <w:position w:val="-24"/>
         </w:rPr>
         <w:object w:dxaOrig="2100" w:dyaOrig="620">
-          <v:shape id="_x0000_i1081" type="#_x0000_t75" style="width:105pt;height:31pt" o:ole="">
-            <v:imagedata r:id="rId111" o:title=""/>
-          </v:shape>
-          <o:OLEObject Type="Embed" ProgID="Equation.DSMT4" ShapeID="_x0000_i1081" DrawAspect="Content" ObjectID="_1834939480" r:id="rId112"/>
+          <v:shape id="_x0000_i1098" type="#_x0000_t75" style="width:105pt;height:31pt" o:ole="">
+            <v:imagedata r:id="rId168" o:title=""/>
+          </v:shape>
+          <o:OLEObject Type="Embed" ProgID="Equation.DSMT4" ShapeID="_x0000_i1098" DrawAspect="Content" ObjectID="_1836496696" r:id="rId169"/>
         </w:object>
       </w:r>
       <w:r>
@@ -3005,10 +4318,10 @@
           <w:position w:val="-14"/>
         </w:rPr>
         <w:object w:dxaOrig="1400" w:dyaOrig="400">
-          <v:shape id="_x0000_i1082" type="#_x0000_t75" style="width:69.5pt;height:20.5pt" o:ole="">
-            <v:imagedata r:id="rId113" o:title=""/>
-          </v:shape>
-          <o:OLEObject Type="Embed" ProgID="Equation.DSMT4" ShapeID="_x0000_i1082" DrawAspect="Content" ObjectID="_1834939481" r:id="rId114"/>
+          <v:shape id="_x0000_i1099" type="#_x0000_t75" style="width:69.5pt;height:20.5pt" o:ole="">
+            <v:imagedata r:id="rId170" o:title=""/>
+          </v:shape>
+          <o:OLEObject Type="Embed" ProgID="Equation.DSMT4" ShapeID="_x0000_i1099" DrawAspect="Content" ObjectID="_1836496697" r:id="rId171"/>
         </w:object>
       </w:r>
     </w:p>
@@ -3027,10 +4340,10 @@
           <w:position w:val="-14"/>
         </w:rPr>
         <w:object w:dxaOrig="1340" w:dyaOrig="400">
-          <v:shape id="_x0000_i1083" type="#_x0000_t75" style="width:67.5pt;height:20.5pt" o:ole="">
-            <v:imagedata r:id="rId115" o:title=""/>
-          </v:shape>
-          <o:OLEObject Type="Embed" ProgID="Equation.DSMT4" ShapeID="_x0000_i1083" DrawAspect="Content" ObjectID="_1834939482" r:id="rId116"/>
+          <v:shape id="_x0000_i1100" type="#_x0000_t75" style="width:67.5pt;height:20.5pt" o:ole="">
+            <v:imagedata r:id="rId172" o:title=""/>
+          </v:shape>
+          <o:OLEObject Type="Embed" ProgID="Equation.DSMT4" ShapeID="_x0000_i1100" DrawAspect="Content" ObjectID="_1836496698" r:id="rId173"/>
         </w:object>
       </w:r>
       <w:r>
@@ -3051,10 +4364,10 @@
           <w:position w:val="-14"/>
         </w:rPr>
         <w:object w:dxaOrig="2240" w:dyaOrig="400">
-          <v:shape id="_x0000_i1084" type="#_x0000_t75" style="width:111.5pt;height:20.5pt" o:ole="">
-            <v:imagedata r:id="rId117" o:title=""/>
-          </v:shape>
-          <o:OLEObject Type="Embed" ProgID="Equation.DSMT4" ShapeID="_x0000_i1084" DrawAspect="Content" ObjectID="_1834939483" r:id="rId118"/>
+          <v:shape id="_x0000_i1101" type="#_x0000_t75" style="width:111.5pt;height:20.5pt" o:ole="">
+            <v:imagedata r:id="rId174" o:title=""/>
+          </v:shape>
+          <o:OLEObject Type="Embed" ProgID="Equation.DSMT4" ShapeID="_x0000_i1101" DrawAspect="Content" ObjectID="_1836496699" r:id="rId175"/>
         </w:object>
       </w:r>
       <w:r>
@@ -3085,10 +4398,10 @@
           <w:position w:val="-22"/>
         </w:rPr>
         <w:object w:dxaOrig="1620" w:dyaOrig="560">
-          <v:shape id="_x0000_i1085" type="#_x0000_t75" style="width:81pt;height:28.5pt" o:ole="">
-            <v:imagedata r:id="rId119" o:title=""/>
-          </v:shape>
-          <o:OLEObject Type="Embed" ProgID="Equation.DSMT4" ShapeID="_x0000_i1085" DrawAspect="Content" ObjectID="_1834939484" r:id="rId120"/>
+          <v:shape id="_x0000_i1102" type="#_x0000_t75" style="width:81pt;height:28.5pt" o:ole="">
+            <v:imagedata r:id="rId176" o:title=""/>
+          </v:shape>
+          <o:OLEObject Type="Embed" ProgID="Equation.DSMT4" ShapeID="_x0000_i1102" DrawAspect="Content" ObjectID="_1836496700" r:id="rId177"/>
         </w:object>
       </w:r>
       <w:r>
@@ -3232,7 +4545,7 @@
           <w:b/>
         </w:rPr>
         <w:pict>
-          <v:shape id="_x0000_i1115" type="#_x0000_t136" style="width:42pt;height:22.5pt">
+          <v:shape id="_x0000_i1103" type="#_x0000_t136" style="width:42pt;height:22.5pt">
             <v:shadow color="#868686"/>
             <v:textpath style="font-family:&quot;Arial Black&quot;;font-size:16pt;v-text-kern:t" trim="t" fitpath="t" string="2002"/>
           </v:shape>
@@ -3252,10 +4565,10 @@
           <w:position w:val="-6"/>
         </w:rPr>
         <w:object w:dxaOrig="620" w:dyaOrig="320">
-          <v:shape id="_x0000_i1086" type="#_x0000_t75" style="width:31pt;height:16pt" o:ole="">
-            <v:imagedata r:id="rId121" o:title=""/>
-          </v:shape>
-          <o:OLEObject Type="Embed" ProgID="Equation.DSMT4" ShapeID="_x0000_i1086" DrawAspect="Content" ObjectID="_1834939485" r:id="rId122"/>
+          <v:shape id="_x0000_i1104" type="#_x0000_t75" style="width:31pt;height:16pt" o:ole="">
+            <v:imagedata r:id="rId178" o:title=""/>
+          </v:shape>
+          <o:OLEObject Type="Embed" ProgID="Equation.DSMT4" ShapeID="_x0000_i1104" DrawAspect="Content" ObjectID="_1836496701" r:id="rId179"/>
         </w:object>
       </w:r>
       <w:r>
@@ -3272,10 +4585,10 @@
           <w:position w:val="-6"/>
         </w:rPr>
         <w:object w:dxaOrig="300" w:dyaOrig="320">
-          <v:shape id="_x0000_i1087" type="#_x0000_t75" style="width:14.5pt;height:16pt" o:ole="">
-            <v:imagedata r:id="rId123" o:title=""/>
-          </v:shape>
-          <o:OLEObject Type="Embed" ProgID="Equation.DSMT4" ShapeID="_x0000_i1087" DrawAspect="Content" ObjectID="_1834939486" r:id="rId124"/>
+          <v:shape id="_x0000_i1105" type="#_x0000_t75" style="width:14.5pt;height:16pt" o:ole="">
+            <v:imagedata r:id="rId180" o:title=""/>
+          </v:shape>
+          <o:OLEObject Type="Embed" ProgID="Equation.DSMT4" ShapeID="_x0000_i1105" DrawAspect="Content" ObjectID="_1836496702" r:id="rId181"/>
         </w:object>
       </w:r>
       <w:r>
@@ -3302,10 +4615,10 @@
           <w:position w:val="-6"/>
         </w:rPr>
         <w:object w:dxaOrig="220" w:dyaOrig="220">
-          <v:shape id="_x0000_i1088" type="#_x0000_t75" style="width:11.5pt;height:11.5pt" o:ole="">
-            <v:imagedata r:id="rId125" o:title=""/>
-          </v:shape>
-          <o:OLEObject Type="Embed" ProgID="Equation.DSMT4" ShapeID="_x0000_i1088" DrawAspect="Content" ObjectID="_1834939487" r:id="rId126"/>
+          <v:shape id="_x0000_i1106" type="#_x0000_t75" style="width:11.5pt;height:11.5pt" o:ole="">
+            <v:imagedata r:id="rId182" o:title=""/>
+          </v:shape>
+          <o:OLEObject Type="Embed" ProgID="Equation.DSMT4" ShapeID="_x0000_i1106" DrawAspect="Content" ObjectID="_1836496703" r:id="rId183"/>
         </w:object>
       </w:r>
     </w:p>
@@ -3316,6 +4629,7 @@
         </w:rPr>
       </w:pPr>
       <w:r>
+        <w:lastRenderedPageBreak/>
         <w:tab/>
         <w:t xml:space="preserve">(3)  </w:t>
       </w:r>
@@ -3324,10 +4638,10 @@
           <w:position w:val="-6"/>
         </w:rPr>
         <w:object w:dxaOrig="300" w:dyaOrig="320">
-          <v:shape id="_x0000_i1089" type="#_x0000_t75" style="width:14.5pt;height:16pt" o:ole="">
-            <v:imagedata r:id="rId127" o:title=""/>
-          </v:shape>
-          <o:OLEObject Type="Embed" ProgID="Equation.DSMT4" ShapeID="_x0000_i1089" DrawAspect="Content" ObjectID="_1834939488" r:id="rId128"/>
+          <v:shape id="_x0000_i1107" type="#_x0000_t75" style="width:14.5pt;height:16pt" o:ole="">
+            <v:imagedata r:id="rId184" o:title=""/>
+          </v:shape>
+          <o:OLEObject Type="Embed" ProgID="Equation.DSMT4" ShapeID="_x0000_i1107" DrawAspect="Content" ObjectID="_1836496704" r:id="rId185"/>
         </w:object>
       </w:r>
       <w:r>
@@ -3354,10 +4668,10 @@
           <w:position w:val="-6"/>
         </w:rPr>
         <w:object w:dxaOrig="499" w:dyaOrig="279">
-          <v:shape id="_x0000_i1090" type="#_x0000_t75" style="width:25pt;height:14pt" o:ole="">
-            <v:imagedata r:id="rId129" o:title=""/>
-          </v:shape>
-          <o:OLEObject Type="Embed" ProgID="Equation.DSMT4" ShapeID="_x0000_i1090" DrawAspect="Content" ObjectID="_1834939489" r:id="rId130"/>
+          <v:shape id="_x0000_i1108" type="#_x0000_t75" style="width:25pt;height:14pt" o:ole="">
+            <v:imagedata r:id="rId186" o:title=""/>
+          </v:shape>
+          <o:OLEObject Type="Embed" ProgID="Equation.DSMT4" ShapeID="_x0000_i1108" DrawAspect="Content" ObjectID="_1836496705" r:id="rId187"/>
         </w:object>
       </w:r>
       <w:r>
@@ -3400,10 +4714,10 @@
           <w:position w:val="-14"/>
         </w:rPr>
         <w:object w:dxaOrig="1460" w:dyaOrig="400">
-          <v:shape id="_x0000_i1091" type="#_x0000_t75" style="width:72.5pt;height:20.5pt" o:ole="">
-            <v:imagedata r:id="rId131" o:title=""/>
-          </v:shape>
-          <o:OLEObject Type="Embed" ProgID="Equation.DSMT4" ShapeID="_x0000_i1091" DrawAspect="Content" ObjectID="_1834939490" r:id="rId132"/>
+          <v:shape id="_x0000_i1109" type="#_x0000_t75" style="width:72.5pt;height:20.5pt" o:ole="">
+            <v:imagedata r:id="rId188" o:title=""/>
+          </v:shape>
+          <o:OLEObject Type="Embed" ProgID="Equation.DSMT4" ShapeID="_x0000_i1109" DrawAspect="Content" ObjectID="_1836496706" r:id="rId189"/>
         </w:object>
       </w:r>
       <w:r>
@@ -3424,10 +4738,10 @@
           <w:position w:val="-8"/>
         </w:rPr>
         <w:object w:dxaOrig="1520" w:dyaOrig="360">
-          <v:shape id="_x0000_i1092" type="#_x0000_t75" style="width:76pt;height:18pt" o:ole="">
-            <v:imagedata r:id="rId133" o:title=""/>
-          </v:shape>
-          <o:OLEObject Type="Embed" ProgID="Equation.DSMT4" ShapeID="_x0000_i1092" DrawAspect="Content" ObjectID="_1834939491" r:id="rId134"/>
+          <v:shape id="_x0000_i1110" type="#_x0000_t75" style="width:76pt;height:18pt" o:ole="">
+            <v:imagedata r:id="rId190" o:title=""/>
+          </v:shape>
+          <o:OLEObject Type="Embed" ProgID="Equation.DSMT4" ShapeID="_x0000_i1110" DrawAspect="Content" ObjectID="_1836496707" r:id="rId191"/>
         </w:object>
       </w:r>
     </w:p>
@@ -3454,10 +4768,10 @@
           <w:position w:val="-6"/>
         </w:rPr>
         <w:object w:dxaOrig="639" w:dyaOrig="320">
-          <v:shape id="_x0000_i1093" type="#_x0000_t75" style="width:32.5pt;height:16pt" o:ole="">
-            <v:imagedata r:id="rId135" o:title=""/>
-          </v:shape>
-          <o:OLEObject Type="Embed" ProgID="Equation.DSMT4" ShapeID="_x0000_i1093" DrawAspect="Content" ObjectID="_1834939492" r:id="rId136"/>
+          <v:shape id="_x0000_i1111" type="#_x0000_t75" style="width:32.5pt;height:16pt" o:ole="">
+            <v:imagedata r:id="rId192" o:title=""/>
+          </v:shape>
+          <o:OLEObject Type="Embed" ProgID="Equation.DSMT4" ShapeID="_x0000_i1111" DrawAspect="Content" ObjectID="_1836496708" r:id="rId193"/>
         </w:object>
       </w:r>
       <w:r>
@@ -3478,10 +4792,10 @@
           <w:position w:val="-6"/>
         </w:rPr>
         <w:object w:dxaOrig="1320" w:dyaOrig="279">
-          <v:shape id="_x0000_i1094" type="#_x0000_t75" style="width:66pt;height:14pt" o:ole="">
-            <v:imagedata r:id="rId137" o:title=""/>
-          </v:shape>
-          <o:OLEObject Type="Embed" ProgID="Equation.DSMT4" ShapeID="_x0000_i1094" DrawAspect="Content" ObjectID="_1834939493" r:id="rId138"/>
+          <v:shape id="_x0000_i1112" type="#_x0000_t75" style="width:66pt;height:14pt" o:ole="">
+            <v:imagedata r:id="rId194" o:title=""/>
+          </v:shape>
+          <o:OLEObject Type="Embed" ProgID="Equation.DSMT4" ShapeID="_x0000_i1112" DrawAspect="Content" ObjectID="_1836496709" r:id="rId195"/>
         </w:object>
       </w:r>
       <w:r>
@@ -3518,10 +4832,10 @@
           <w:position w:val="-4"/>
         </w:rPr>
         <w:object w:dxaOrig="240" w:dyaOrig="260">
-          <v:shape id="_x0000_i1095" type="#_x0000_t75" style="width:12pt;height:13pt" o:ole="">
-            <v:imagedata r:id="rId139" o:title=""/>
-          </v:shape>
-          <o:OLEObject Type="Embed" ProgID="Equation.DSMT4" ShapeID="_x0000_i1095" DrawAspect="Content" ObjectID="_1834939494" r:id="rId140"/>
+          <v:shape id="_x0000_i1113" type="#_x0000_t75" style="width:12pt;height:13pt" o:ole="">
+            <v:imagedata r:id="rId196" o:title=""/>
+          </v:shape>
+          <o:OLEObject Type="Embed" ProgID="Equation.DSMT4" ShapeID="_x0000_i1113" DrawAspect="Content" ObjectID="_1836496710" r:id="rId197"/>
         </w:object>
       </w:r>
       <w:proofErr w:type="spellStart"/>
@@ -3634,10 +4948,10 @@
           <w:position w:val="-30"/>
         </w:rPr>
         <w:object w:dxaOrig="1600" w:dyaOrig="720">
-          <v:shape id="_x0000_i1096" type="#_x0000_t75" style="width:80pt;height:36.5pt" o:ole="">
-            <v:imagedata r:id="rId141" o:title=""/>
-          </v:shape>
-          <o:OLEObject Type="Embed" ProgID="Equation.DSMT4" ShapeID="_x0000_i1096" DrawAspect="Content" ObjectID="_1834939495" r:id="rId142"/>
+          <v:shape id="_x0000_i1114" type="#_x0000_t75" style="width:80pt;height:36.5pt" o:ole="">
+            <v:imagedata r:id="rId198" o:title=""/>
+          </v:shape>
+          <o:OLEObject Type="Embed" ProgID="Equation.DSMT4" ShapeID="_x0000_i1114" DrawAspect="Content" ObjectID="_1836496711" r:id="rId199"/>
         </w:object>
       </w:r>
       <w:r>
@@ -3751,10 +5065,10 @@
           <w:position w:val="-14"/>
         </w:rPr>
         <w:object w:dxaOrig="2500" w:dyaOrig="440">
-          <v:shape id="_x0000_i1097" type="#_x0000_t75" style="width:125.5pt;height:22pt" o:ole="">
-            <v:imagedata r:id="rId143" o:title=""/>
-          </v:shape>
-          <o:OLEObject Type="Embed" ProgID="Equation.DSMT4" ShapeID="_x0000_i1097" DrawAspect="Content" ObjectID="_1834939496" r:id="rId144"/>
+          <v:shape id="_x0000_i1115" type="#_x0000_t75" style="width:125.5pt;height:22pt" o:ole="">
+            <v:imagedata r:id="rId200" o:title=""/>
+          </v:shape>
+          <o:OLEObject Type="Embed" ProgID="Equation.DSMT4" ShapeID="_x0000_i1115" DrawAspect="Content" ObjectID="_1836496712" r:id="rId201"/>
         </w:object>
       </w:r>
     </w:p>
@@ -3791,10 +5105,10 @@
           <w:position w:val="-10"/>
         </w:rPr>
         <w:object w:dxaOrig="700" w:dyaOrig="360">
-          <v:shape id="_x0000_i1098" type="#_x0000_t75" style="width:35pt;height:18pt" o:ole="">
-            <v:imagedata r:id="rId145" o:title=""/>
-          </v:shape>
-          <o:OLEObject Type="Embed" ProgID="Equation.DSMT4" ShapeID="_x0000_i1098" DrawAspect="Content" ObjectID="_1834939497" r:id="rId146"/>
+          <v:shape id="_x0000_i1116" type="#_x0000_t75" style="width:35pt;height:18pt" o:ole="">
+            <v:imagedata r:id="rId202" o:title=""/>
+          </v:shape>
+          <o:OLEObject Type="Embed" ProgID="Equation.DSMT4" ShapeID="_x0000_i1116" DrawAspect="Content" ObjectID="_1836496713" r:id="rId203"/>
         </w:object>
       </w:r>
       <w:r>
@@ -3839,10 +5153,10 @@
           <w:position w:val="-14"/>
         </w:rPr>
         <w:object w:dxaOrig="740" w:dyaOrig="400">
-          <v:shape id="_x0000_i1099" type="#_x0000_t75" style="width:37pt;height:20.5pt" o:ole="">
-            <v:imagedata r:id="rId147" o:title=""/>
-          </v:shape>
-          <o:OLEObject Type="Embed" ProgID="Equation.DSMT4" ShapeID="_x0000_i1099" DrawAspect="Content" ObjectID="_1834939498" r:id="rId148"/>
+          <v:shape id="_x0000_i1117" type="#_x0000_t75" style="width:37pt;height:20.5pt" o:ole="">
+            <v:imagedata r:id="rId204" o:title=""/>
+          </v:shape>
+          <o:OLEObject Type="Embed" ProgID="Equation.DSMT4" ShapeID="_x0000_i1117" DrawAspect="Content" ObjectID="_1836496714" r:id="rId205"/>
         </w:object>
       </w:r>
       <w:r>
@@ -3853,10 +5167,10 @@
           <w:position w:val="-8"/>
         </w:rPr>
         <w:object w:dxaOrig="960" w:dyaOrig="360">
-          <v:shape id="_x0000_i1100" type="#_x0000_t75" style="width:47.5pt;height:18pt" o:ole="">
-            <v:imagedata r:id="rId149" o:title=""/>
-          </v:shape>
-          <o:OLEObject Type="Embed" ProgID="Equation.DSMT4" ShapeID="_x0000_i1100" DrawAspect="Content" ObjectID="_1834939499" r:id="rId150"/>
+          <v:shape id="_x0000_i1118" type="#_x0000_t75" style="width:47.5pt;height:18pt" o:ole="">
+            <v:imagedata r:id="rId206" o:title=""/>
+          </v:shape>
+          <o:OLEObject Type="Embed" ProgID="Equation.DSMT4" ShapeID="_x0000_i1118" DrawAspect="Content" ObjectID="_1836496715" r:id="rId207"/>
         </w:object>
       </w:r>
       <w:r>
@@ -3867,10 +5181,10 @@
           <w:position w:val="-6"/>
         </w:rPr>
         <w:object w:dxaOrig="499" w:dyaOrig="279">
-          <v:shape id="_x0000_i1101" type="#_x0000_t75" style="width:25pt;height:14pt" o:ole="">
-            <v:imagedata r:id="rId151" o:title=""/>
-          </v:shape>
-          <o:OLEObject Type="Embed" ProgID="Equation.DSMT4" ShapeID="_x0000_i1101" DrawAspect="Content" ObjectID="_1834939500" r:id="rId152"/>
+          <v:shape id="_x0000_i1119" type="#_x0000_t75" style="width:25pt;height:14pt" o:ole="">
+            <v:imagedata r:id="rId208" o:title=""/>
+          </v:shape>
+          <o:OLEObject Type="Embed" ProgID="Equation.DSMT4" ShapeID="_x0000_i1119" DrawAspect="Content" ObjectID="_1836496716" r:id="rId209"/>
         </w:object>
       </w:r>
       <w:r>
@@ -3895,10 +5209,10 @@
           <w:position w:val="-14"/>
         </w:rPr>
         <w:object w:dxaOrig="1060" w:dyaOrig="440">
-          <v:shape id="_x0000_i1102" type="#_x0000_t75" style="width:53.5pt;height:22pt" o:ole="">
-            <v:imagedata r:id="rId153" o:title=""/>
-          </v:shape>
-          <o:OLEObject Type="Embed" ProgID="Equation.DSMT4" ShapeID="_x0000_i1102" DrawAspect="Content" ObjectID="_1834939501" r:id="rId154"/>
+          <v:shape id="_x0000_i1120" type="#_x0000_t75" style="width:53.5pt;height:22pt" o:ole="">
+            <v:imagedata r:id="rId210" o:title=""/>
+          </v:shape>
+          <o:OLEObject Type="Embed" ProgID="Equation.DSMT4" ShapeID="_x0000_i1120" DrawAspect="Content" ObjectID="_1836496717" r:id="rId211"/>
         </w:object>
       </w:r>
       <w:r>
@@ -3909,10 +5223,10 @@
           <w:position w:val="-6"/>
         </w:rPr>
         <w:object w:dxaOrig="660" w:dyaOrig="279">
-          <v:shape id="_x0000_i1103" type="#_x0000_t75" style="width:33pt;height:14pt" o:ole="">
-            <v:imagedata r:id="rId155" o:title=""/>
-          </v:shape>
-          <o:OLEObject Type="Embed" ProgID="Equation.DSMT4" ShapeID="_x0000_i1103" DrawAspect="Content" ObjectID="_1834939502" r:id="rId156"/>
+          <v:shape id="_x0000_i1121" type="#_x0000_t75" style="width:33pt;height:14pt" o:ole="">
+            <v:imagedata r:id="rId212" o:title=""/>
+          </v:shape>
+          <o:OLEObject Type="Embed" ProgID="Equation.DSMT4" ShapeID="_x0000_i1121" DrawAspect="Content" ObjectID="_1836496718" r:id="rId213"/>
         </w:object>
       </w:r>
     </w:p>
@@ -3945,10 +5259,10 @@
           <w:position w:val="-10"/>
         </w:rPr>
         <w:object w:dxaOrig="700" w:dyaOrig="360">
-          <v:shape id="_x0000_i1104" type="#_x0000_t75" style="width:35pt;height:18pt" o:ole="">
-            <v:imagedata r:id="rId157" o:title=""/>
-          </v:shape>
-          <o:OLEObject Type="Embed" ProgID="Equation.DSMT4" ShapeID="_x0000_i1104" DrawAspect="Content" ObjectID="_1834939503" r:id="rId158"/>
+          <v:shape id="_x0000_i1122" type="#_x0000_t75" style="width:35pt;height:18pt" o:ole="">
+            <v:imagedata r:id="rId214" o:title=""/>
+          </v:shape>
+          <o:OLEObject Type="Embed" ProgID="Equation.DSMT4" ShapeID="_x0000_i1122" DrawAspect="Content" ObjectID="_1836496719" r:id="rId215"/>
         </w:object>
       </w:r>
       <w:r>
@@ -4100,6 +5414,184 @@
     </w:lvl>
   </w:abstractNum>
   <w:abstractNum w:abstractNumId="1">
+    <w:nsid w:val="09454905"/>
+    <w:multiLevelType w:val="hybridMultilevel"/>
+    <w:tmpl w:val="D69816D0"/>
+    <w:lvl w:ilvl="0" w:tplc="792037EC">
+      <w:start w:val="1"/>
+      <w:numFmt w:val="lowerLetter"/>
+      <w:lvlText w:val="(%1)"/>
+      <w:lvlJc w:val="left"/>
+      <w:pPr>
+        <w:ind w:left="720" w:hanging="360"/>
+      </w:pPr>
+      <w:rPr>
+        <w:rFonts w:hint="default"/>
+      </w:rPr>
+    </w:lvl>
+    <w:lvl w:ilvl="1" w:tplc="04090019" w:tentative="1">
+      <w:start w:val="1"/>
+      <w:numFmt w:val="lowerLetter"/>
+      <w:lvlText w:val="%2."/>
+      <w:lvlJc w:val="left"/>
+      <w:pPr>
+        <w:ind w:left="1440" w:hanging="360"/>
+      </w:pPr>
+    </w:lvl>
+    <w:lvl w:ilvl="2" w:tplc="0409001B" w:tentative="1">
+      <w:start w:val="1"/>
+      <w:numFmt w:val="lowerRoman"/>
+      <w:lvlText w:val="%3."/>
+      <w:lvlJc w:val="right"/>
+      <w:pPr>
+        <w:ind w:left="2160" w:hanging="180"/>
+      </w:pPr>
+    </w:lvl>
+    <w:lvl w:ilvl="3" w:tplc="0409000F" w:tentative="1">
+      <w:start w:val="1"/>
+      <w:numFmt w:val="decimal"/>
+      <w:lvlText w:val="%4."/>
+      <w:lvlJc w:val="left"/>
+      <w:pPr>
+        <w:ind w:left="2880" w:hanging="360"/>
+      </w:pPr>
+    </w:lvl>
+    <w:lvl w:ilvl="4" w:tplc="04090019" w:tentative="1">
+      <w:start w:val="1"/>
+      <w:numFmt w:val="lowerLetter"/>
+      <w:lvlText w:val="%5."/>
+      <w:lvlJc w:val="left"/>
+      <w:pPr>
+        <w:ind w:left="3600" w:hanging="360"/>
+      </w:pPr>
+    </w:lvl>
+    <w:lvl w:ilvl="5" w:tplc="0409001B" w:tentative="1">
+      <w:start w:val="1"/>
+      <w:numFmt w:val="lowerRoman"/>
+      <w:lvlText w:val="%6."/>
+      <w:lvlJc w:val="right"/>
+      <w:pPr>
+        <w:ind w:left="4320" w:hanging="180"/>
+      </w:pPr>
+    </w:lvl>
+    <w:lvl w:ilvl="6" w:tplc="0409000F" w:tentative="1">
+      <w:start w:val="1"/>
+      <w:numFmt w:val="decimal"/>
+      <w:lvlText w:val="%7."/>
+      <w:lvlJc w:val="left"/>
+      <w:pPr>
+        <w:ind w:left="5040" w:hanging="360"/>
+      </w:pPr>
+    </w:lvl>
+    <w:lvl w:ilvl="7" w:tplc="04090019" w:tentative="1">
+      <w:start w:val="1"/>
+      <w:numFmt w:val="lowerLetter"/>
+      <w:lvlText w:val="%8."/>
+      <w:lvlJc w:val="left"/>
+      <w:pPr>
+        <w:ind w:left="5760" w:hanging="360"/>
+      </w:pPr>
+    </w:lvl>
+    <w:lvl w:ilvl="8" w:tplc="0409001B" w:tentative="1">
+      <w:start w:val="1"/>
+      <w:numFmt w:val="lowerRoman"/>
+      <w:lvlText w:val="%9."/>
+      <w:lvlJc w:val="right"/>
+      <w:pPr>
+        <w:ind w:left="6480" w:hanging="180"/>
+      </w:pPr>
+    </w:lvl>
+  </w:abstractNum>
+  <w:abstractNum w:abstractNumId="2">
+    <w:nsid w:val="102A5497"/>
+    <w:multiLevelType w:val="hybridMultilevel"/>
+    <w:tmpl w:val="BF746510"/>
+    <w:lvl w:ilvl="0" w:tplc="FF52A2AA">
+      <w:start w:val="1"/>
+      <w:numFmt w:val="lowerLetter"/>
+      <w:lvlText w:val="(%1)"/>
+      <w:lvlJc w:val="left"/>
+      <w:pPr>
+        <w:ind w:left="720" w:hanging="360"/>
+      </w:pPr>
+      <w:rPr>
+        <w:rFonts w:hint="default"/>
+      </w:rPr>
+    </w:lvl>
+    <w:lvl w:ilvl="1" w:tplc="04090019" w:tentative="1">
+      <w:start w:val="1"/>
+      <w:numFmt w:val="lowerLetter"/>
+      <w:lvlText w:val="%2."/>
+      <w:lvlJc w:val="left"/>
+      <w:pPr>
+        <w:ind w:left="1440" w:hanging="360"/>
+      </w:pPr>
+    </w:lvl>
+    <w:lvl w:ilvl="2" w:tplc="0409001B" w:tentative="1">
+      <w:start w:val="1"/>
+      <w:numFmt w:val="lowerRoman"/>
+      <w:lvlText w:val="%3."/>
+      <w:lvlJc w:val="right"/>
+      <w:pPr>
+        <w:ind w:left="2160" w:hanging="180"/>
+      </w:pPr>
+    </w:lvl>
+    <w:lvl w:ilvl="3" w:tplc="0409000F" w:tentative="1">
+      <w:start w:val="1"/>
+      <w:numFmt w:val="decimal"/>
+      <w:lvlText w:val="%4."/>
+      <w:lvlJc w:val="left"/>
+      <w:pPr>
+        <w:ind w:left="2880" w:hanging="360"/>
+      </w:pPr>
+    </w:lvl>
+    <w:lvl w:ilvl="4" w:tplc="04090019" w:tentative="1">
+      <w:start w:val="1"/>
+      <w:numFmt w:val="lowerLetter"/>
+      <w:lvlText w:val="%5."/>
+      <w:lvlJc w:val="left"/>
+      <w:pPr>
+        <w:ind w:left="3600" w:hanging="360"/>
+      </w:pPr>
+    </w:lvl>
+    <w:lvl w:ilvl="5" w:tplc="0409001B" w:tentative="1">
+      <w:start w:val="1"/>
+      <w:numFmt w:val="lowerRoman"/>
+      <w:lvlText w:val="%6."/>
+      <w:lvlJc w:val="right"/>
+      <w:pPr>
+        <w:ind w:left="4320" w:hanging="180"/>
+      </w:pPr>
+    </w:lvl>
+    <w:lvl w:ilvl="6" w:tplc="0409000F" w:tentative="1">
+      <w:start w:val="1"/>
+      <w:numFmt w:val="decimal"/>
+      <w:lvlText w:val="%7."/>
+      <w:lvlJc w:val="left"/>
+      <w:pPr>
+        <w:ind w:left="5040" w:hanging="360"/>
+      </w:pPr>
+    </w:lvl>
+    <w:lvl w:ilvl="7" w:tplc="04090019" w:tentative="1">
+      <w:start w:val="1"/>
+      <w:numFmt w:val="lowerLetter"/>
+      <w:lvlText w:val="%8."/>
+      <w:lvlJc w:val="left"/>
+      <w:pPr>
+        <w:ind w:left="5760" w:hanging="360"/>
+      </w:pPr>
+    </w:lvl>
+    <w:lvl w:ilvl="8" w:tplc="0409001B" w:tentative="1">
+      <w:start w:val="1"/>
+      <w:numFmt w:val="lowerRoman"/>
+      <w:lvlText w:val="%9."/>
+      <w:lvlJc w:val="right"/>
+      <w:pPr>
+        <w:ind w:left="6480" w:hanging="180"/>
+      </w:pPr>
+    </w:lvl>
+  </w:abstractNum>
+  <w:abstractNum w:abstractNumId="3">
     <w:nsid w:val="1E0B49A1"/>
     <w:multiLevelType w:val="hybridMultilevel"/>
     <w:tmpl w:val="CA469DCE"/>
@@ -4188,7 +5680,96 @@
       </w:pPr>
     </w:lvl>
   </w:abstractNum>
-  <w:abstractNum w:abstractNumId="2">
+  <w:abstractNum w:abstractNumId="4">
+    <w:nsid w:val="391C2211"/>
+    <w:multiLevelType w:val="hybridMultilevel"/>
+    <w:tmpl w:val="1988BB92"/>
+    <w:lvl w:ilvl="0" w:tplc="DCAE813A">
+      <w:start w:val="1"/>
+      <w:numFmt w:val="lowerLetter"/>
+      <w:lvlText w:val="(%1)"/>
+      <w:lvlJc w:val="left"/>
+      <w:pPr>
+        <w:ind w:left="720" w:hanging="360"/>
+      </w:pPr>
+      <w:rPr>
+        <w:rFonts w:hint="default"/>
+      </w:rPr>
+    </w:lvl>
+    <w:lvl w:ilvl="1" w:tplc="04090019" w:tentative="1">
+      <w:start w:val="1"/>
+      <w:numFmt w:val="lowerLetter"/>
+      <w:lvlText w:val="%2."/>
+      <w:lvlJc w:val="left"/>
+      <w:pPr>
+        <w:ind w:left="1440" w:hanging="360"/>
+      </w:pPr>
+    </w:lvl>
+    <w:lvl w:ilvl="2" w:tplc="0409001B" w:tentative="1">
+      <w:start w:val="1"/>
+      <w:numFmt w:val="lowerRoman"/>
+      <w:lvlText w:val="%3."/>
+      <w:lvlJc w:val="right"/>
+      <w:pPr>
+        <w:ind w:left="2160" w:hanging="180"/>
+      </w:pPr>
+    </w:lvl>
+    <w:lvl w:ilvl="3" w:tplc="0409000F" w:tentative="1">
+      <w:start w:val="1"/>
+      <w:numFmt w:val="decimal"/>
+      <w:lvlText w:val="%4."/>
+      <w:lvlJc w:val="left"/>
+      <w:pPr>
+        <w:ind w:left="2880" w:hanging="360"/>
+      </w:pPr>
+    </w:lvl>
+    <w:lvl w:ilvl="4" w:tplc="04090019" w:tentative="1">
+      <w:start w:val="1"/>
+      <w:numFmt w:val="lowerLetter"/>
+      <w:lvlText w:val="%5."/>
+      <w:lvlJc w:val="left"/>
+      <w:pPr>
+        <w:ind w:left="3600" w:hanging="360"/>
+      </w:pPr>
+    </w:lvl>
+    <w:lvl w:ilvl="5" w:tplc="0409001B" w:tentative="1">
+      <w:start w:val="1"/>
+      <w:numFmt w:val="lowerRoman"/>
+      <w:lvlText w:val="%6."/>
+      <w:lvlJc w:val="right"/>
+      <w:pPr>
+        <w:ind w:left="4320" w:hanging="180"/>
+      </w:pPr>
+    </w:lvl>
+    <w:lvl w:ilvl="6" w:tplc="0409000F" w:tentative="1">
+      <w:start w:val="1"/>
+      <w:numFmt w:val="decimal"/>
+      <w:lvlText w:val="%7."/>
+      <w:lvlJc w:val="left"/>
+      <w:pPr>
+        <w:ind w:left="5040" w:hanging="360"/>
+      </w:pPr>
+    </w:lvl>
+    <w:lvl w:ilvl="7" w:tplc="04090019" w:tentative="1">
+      <w:start w:val="1"/>
+      <w:numFmt w:val="lowerLetter"/>
+      <w:lvlText w:val="%8."/>
+      <w:lvlJc w:val="left"/>
+      <w:pPr>
+        <w:ind w:left="5760" w:hanging="360"/>
+      </w:pPr>
+    </w:lvl>
+    <w:lvl w:ilvl="8" w:tplc="0409001B" w:tentative="1">
+      <w:start w:val="1"/>
+      <w:numFmt w:val="lowerRoman"/>
+      <w:lvlText w:val="%9."/>
+      <w:lvlJc w:val="right"/>
+      <w:pPr>
+        <w:ind w:left="6480" w:hanging="180"/>
+      </w:pPr>
+    </w:lvl>
+  </w:abstractNum>
+  <w:abstractNum w:abstractNumId="5">
     <w:nsid w:val="39A404C8"/>
     <w:multiLevelType w:val="hybridMultilevel"/>
     <w:tmpl w:val="B3A2B9F4"/>
@@ -4277,7 +5858,96 @@
       </w:pPr>
     </w:lvl>
   </w:abstractNum>
-  <w:abstractNum w:abstractNumId="3">
+  <w:abstractNum w:abstractNumId="6">
+    <w:nsid w:val="4AD50863"/>
+    <w:multiLevelType w:val="hybridMultilevel"/>
+    <w:tmpl w:val="0D1085AE"/>
+    <w:lvl w:ilvl="0" w:tplc="6E566C30">
+      <w:start w:val="1"/>
+      <w:numFmt w:val="lowerLetter"/>
+      <w:lvlText w:val="(%1)"/>
+      <w:lvlJc w:val="left"/>
+      <w:pPr>
+        <w:ind w:left="720" w:hanging="360"/>
+      </w:pPr>
+      <w:rPr>
+        <w:rFonts w:hint="default"/>
+      </w:rPr>
+    </w:lvl>
+    <w:lvl w:ilvl="1" w:tplc="04090019" w:tentative="1">
+      <w:start w:val="1"/>
+      <w:numFmt w:val="lowerLetter"/>
+      <w:lvlText w:val="%2."/>
+      <w:lvlJc w:val="left"/>
+      <w:pPr>
+        <w:ind w:left="1440" w:hanging="360"/>
+      </w:pPr>
+    </w:lvl>
+    <w:lvl w:ilvl="2" w:tplc="0409001B" w:tentative="1">
+      <w:start w:val="1"/>
+      <w:numFmt w:val="lowerRoman"/>
+      <w:lvlText w:val="%3."/>
+      <w:lvlJc w:val="right"/>
+      <w:pPr>
+        <w:ind w:left="2160" w:hanging="180"/>
+      </w:pPr>
+    </w:lvl>
+    <w:lvl w:ilvl="3" w:tplc="0409000F" w:tentative="1">
+      <w:start w:val="1"/>
+      <w:numFmt w:val="decimal"/>
+      <w:lvlText w:val="%4."/>
+      <w:lvlJc w:val="left"/>
+      <w:pPr>
+        <w:ind w:left="2880" w:hanging="360"/>
+      </w:pPr>
+    </w:lvl>
+    <w:lvl w:ilvl="4" w:tplc="04090019" w:tentative="1">
+      <w:start w:val="1"/>
+      <w:numFmt w:val="lowerLetter"/>
+      <w:lvlText w:val="%5."/>
+      <w:lvlJc w:val="left"/>
+      <w:pPr>
+        <w:ind w:left="3600" w:hanging="360"/>
+      </w:pPr>
+    </w:lvl>
+    <w:lvl w:ilvl="5" w:tplc="0409001B" w:tentative="1">
+      <w:start w:val="1"/>
+      <w:numFmt w:val="lowerRoman"/>
+      <w:lvlText w:val="%6."/>
+      <w:lvlJc w:val="right"/>
+      <w:pPr>
+        <w:ind w:left="4320" w:hanging="180"/>
+      </w:pPr>
+    </w:lvl>
+    <w:lvl w:ilvl="6" w:tplc="0409000F" w:tentative="1">
+      <w:start w:val="1"/>
+      <w:numFmt w:val="decimal"/>
+      <w:lvlText w:val="%7."/>
+      <w:lvlJc w:val="left"/>
+      <w:pPr>
+        <w:ind w:left="5040" w:hanging="360"/>
+      </w:pPr>
+    </w:lvl>
+    <w:lvl w:ilvl="7" w:tplc="04090019" w:tentative="1">
+      <w:start w:val="1"/>
+      <w:numFmt w:val="lowerLetter"/>
+      <w:lvlText w:val="%8."/>
+      <w:lvlJc w:val="left"/>
+      <w:pPr>
+        <w:ind w:left="5760" w:hanging="360"/>
+      </w:pPr>
+    </w:lvl>
+    <w:lvl w:ilvl="8" w:tplc="0409001B" w:tentative="1">
+      <w:start w:val="1"/>
+      <w:numFmt w:val="lowerRoman"/>
+      <w:lvlText w:val="%9."/>
+      <w:lvlJc w:val="right"/>
+      <w:pPr>
+        <w:ind w:left="6480" w:hanging="180"/>
+      </w:pPr>
+    </w:lvl>
+  </w:abstractNum>
+  <w:abstractNum w:abstractNumId="7">
     <w:nsid w:val="5F3B36F5"/>
     <w:multiLevelType w:val="hybridMultilevel"/>
     <w:tmpl w:val="7F60E5F4"/>
@@ -4366,16 +6036,121 @@
       </w:pPr>
     </w:lvl>
   </w:abstractNum>
+  <w:abstractNum w:abstractNumId="8">
+    <w:nsid w:val="7C13287A"/>
+    <w:multiLevelType w:val="hybridMultilevel"/>
+    <w:tmpl w:val="025E3E14"/>
+    <w:lvl w:ilvl="0" w:tplc="83689F0C">
+      <w:start w:val="1"/>
+      <w:numFmt w:val="lowerLetter"/>
+      <w:lvlText w:val="(%1)"/>
+      <w:lvlJc w:val="left"/>
+      <w:pPr>
+        <w:ind w:left="720" w:hanging="360"/>
+      </w:pPr>
+      <w:rPr>
+        <w:rFonts w:hint="default"/>
+        <w:color w:val="121212"/>
+      </w:rPr>
+    </w:lvl>
+    <w:lvl w:ilvl="1" w:tplc="04090019" w:tentative="1">
+      <w:start w:val="1"/>
+      <w:numFmt w:val="lowerLetter"/>
+      <w:lvlText w:val="%2."/>
+      <w:lvlJc w:val="left"/>
+      <w:pPr>
+        <w:ind w:left="1440" w:hanging="360"/>
+      </w:pPr>
+    </w:lvl>
+    <w:lvl w:ilvl="2" w:tplc="0409001B" w:tentative="1">
+      <w:start w:val="1"/>
+      <w:numFmt w:val="lowerRoman"/>
+      <w:lvlText w:val="%3."/>
+      <w:lvlJc w:val="right"/>
+      <w:pPr>
+        <w:ind w:left="2160" w:hanging="180"/>
+      </w:pPr>
+    </w:lvl>
+    <w:lvl w:ilvl="3" w:tplc="0409000F" w:tentative="1">
+      <w:start w:val="1"/>
+      <w:numFmt w:val="decimal"/>
+      <w:lvlText w:val="%4."/>
+      <w:lvlJc w:val="left"/>
+      <w:pPr>
+        <w:ind w:left="2880" w:hanging="360"/>
+      </w:pPr>
+    </w:lvl>
+    <w:lvl w:ilvl="4" w:tplc="04090019" w:tentative="1">
+      <w:start w:val="1"/>
+      <w:numFmt w:val="lowerLetter"/>
+      <w:lvlText w:val="%5."/>
+      <w:lvlJc w:val="left"/>
+      <w:pPr>
+        <w:ind w:left="3600" w:hanging="360"/>
+      </w:pPr>
+    </w:lvl>
+    <w:lvl w:ilvl="5" w:tplc="0409001B" w:tentative="1">
+      <w:start w:val="1"/>
+      <w:numFmt w:val="lowerRoman"/>
+      <w:lvlText w:val="%6."/>
+      <w:lvlJc w:val="right"/>
+      <w:pPr>
+        <w:ind w:left="4320" w:hanging="180"/>
+      </w:pPr>
+    </w:lvl>
+    <w:lvl w:ilvl="6" w:tplc="0409000F" w:tentative="1">
+      <w:start w:val="1"/>
+      <w:numFmt w:val="decimal"/>
+      <w:lvlText w:val="%7."/>
+      <w:lvlJc w:val="left"/>
+      <w:pPr>
+        <w:ind w:left="5040" w:hanging="360"/>
+      </w:pPr>
+    </w:lvl>
+    <w:lvl w:ilvl="7" w:tplc="04090019" w:tentative="1">
+      <w:start w:val="1"/>
+      <w:numFmt w:val="lowerLetter"/>
+      <w:lvlText w:val="%8."/>
+      <w:lvlJc w:val="left"/>
+      <w:pPr>
+        <w:ind w:left="5760" w:hanging="360"/>
+      </w:pPr>
+    </w:lvl>
+    <w:lvl w:ilvl="8" w:tplc="0409001B" w:tentative="1">
+      <w:start w:val="1"/>
+      <w:numFmt w:val="lowerRoman"/>
+      <w:lvlText w:val="%9."/>
+      <w:lvlJc w:val="right"/>
+      <w:pPr>
+        <w:ind w:left="6480" w:hanging="180"/>
+      </w:pPr>
+    </w:lvl>
+  </w:abstractNum>
   <w:num w:numId="1">
-    <w:abstractNumId w:val="3"/>
+    <w:abstractNumId w:val="7"/>
   </w:num>
   <w:num w:numId="2">
-    <w:abstractNumId w:val="2"/>
+    <w:abstractNumId w:val="5"/>
   </w:num>
   <w:num w:numId="3">
     <w:abstractNumId w:val="0"/>
   </w:num>
   <w:num w:numId="4">
+    <w:abstractNumId w:val="3"/>
+  </w:num>
+  <w:num w:numId="5">
+    <w:abstractNumId w:val="8"/>
+  </w:num>
+  <w:num w:numId="6">
+    <w:abstractNumId w:val="4"/>
+  </w:num>
+  <w:num w:numId="7">
+    <w:abstractNumId w:val="2"/>
+  </w:num>
+  <w:num w:numId="8">
+    <w:abstractNumId w:val="6"/>
+  </w:num>
+  <w:num w:numId="9">
     <w:abstractNumId w:val="1"/>
   </w:num>
 </w:numbering>
@@ -4582,6 +6357,31 @@
     </w:pPr>
     <w:rPr>
       <w:rFonts w:eastAsiaTheme="minorEastAsia"/>
+    </w:rPr>
+  </w:style>
+  <w:style w:type="paragraph" w:customStyle="1" w:styleId="MTDisplayEquation">
+    <w:name w:val="MTDisplayEquation"/>
+    <w:basedOn w:val="Normal"/>
+    <w:next w:val="Normal"/>
+    <w:link w:val="MTDisplayEquationChar"/>
+    <w:rsid w:val="00EE39A4"/>
+    <w:pPr>
+      <w:tabs>
+        <w:tab w:val="center" w:pos="4680"/>
+        <w:tab w:val="right" w:pos="9360"/>
+      </w:tabs>
+    </w:pPr>
+    <w:rPr>
+      <w:rFonts w:cstheme="minorHAnsi"/>
+    </w:rPr>
+  </w:style>
+  <w:style w:type="character" w:customStyle="1" w:styleId="MTDisplayEquationChar">
+    <w:name w:val="MTDisplayEquation Char"/>
+    <w:basedOn w:val="DefaultParagraphFont"/>
+    <w:link w:val="MTDisplayEquation"/>
+    <w:rsid w:val="00EE39A4"/>
+    <w:rPr>
+      <w:rFonts w:cstheme="minorHAnsi"/>
     </w:rPr>
   </w:style>
 </w:styles>
